--- a/FSD MERN - Data Structures and Algorithms MARCH 2026 batch 1/FSD MERN - Data Structures and Algorithms - Day 1 - 21-03-2026.docx
+++ b/FSD MERN - Data Structures and Algorithms MARCH 2026 batch 1/FSD MERN - Data Structures and Algorithms - Day 1 - 21-03-2026.docx
@@ -50,6 +50,1311 @@
           <w:sz w:val="28"/>
           <w:szCs w:val="28"/>
           <w:lang w:val="en-US"/>
+        </w:rPr>
+      </w:pPr>
+      <w:r>
+        <w:rPr>
+          <w:sz w:val="28"/>
+          <w:szCs w:val="28"/>
+          <w:lang w:val="en-US"/>
+        </w:rPr>
+        <w:t xml:space="preserve">What is Data Structure </w:t>
+      </w:r>
+    </w:p>
+    <w:p>
+      <w:pPr>
+        <w:rPr>
+          <w:sz w:val="28"/>
+          <w:szCs w:val="28"/>
+          <w:lang w:val="en-US"/>
+        </w:rPr>
+      </w:pPr>
+      <w:r>
+        <w:rPr>
+          <w:sz w:val="28"/>
+          <w:szCs w:val="28"/>
+          <w:lang w:val="en-US"/>
+        </w:rPr>
+        <w:t xml:space="preserve">Algorithms </w:t>
+      </w:r>
+    </w:p>
+    <w:p>
+      <w:pPr>
+        <w:rPr>
+          <w:sz w:val="28"/>
+          <w:szCs w:val="28"/>
+          <w:lang w:val="en-US"/>
+        </w:rPr>
+      </w:pPr>
+      <w:r>
+        <w:rPr>
+          <w:sz w:val="28"/>
+          <w:szCs w:val="28"/>
+          <w:lang w:val="en-US"/>
+        </w:rPr>
+        <w:t xml:space="preserve">Types of data structure </w:t>
+      </w:r>
+    </w:p>
+    <w:p>
+      <w:pPr>
+        <w:rPr>
+          <w:sz w:val="28"/>
+          <w:szCs w:val="28"/>
+          <w:lang w:val="en-US"/>
+        </w:rPr>
+      </w:pPr>
+      <w:r>
+        <w:rPr>
+          <w:sz w:val="28"/>
+          <w:szCs w:val="28"/>
+          <w:lang w:val="en-US"/>
+        </w:rPr>
+        <w:t>Primitive data structure</w:t>
+      </w:r>
+    </w:p>
+    <w:p>
+      <w:pPr>
+        <w:rPr>
+          <w:sz w:val="28"/>
+          <w:szCs w:val="28"/>
+          <w:lang w:val="en-US"/>
+        </w:rPr>
+      </w:pPr>
+      <w:r>
+        <w:rPr>
+          <w:sz w:val="28"/>
+          <w:szCs w:val="28"/>
+          <w:lang w:val="en-US"/>
+        </w:rPr>
+        <w:tab/>
+        <w:t xml:space="preserve">Number </w:t>
+      </w:r>
+    </w:p>
+    <w:p>
+      <w:pPr>
+        <w:rPr>
+          <w:sz w:val="28"/>
+          <w:szCs w:val="28"/>
+          <w:lang w:val="en-US"/>
+        </w:rPr>
+      </w:pPr>
+      <w:r>
+        <w:rPr>
+          <w:sz w:val="28"/>
+          <w:szCs w:val="28"/>
+          <w:lang w:val="en-US"/>
+        </w:rPr>
+        <w:tab/>
+        <w:t xml:space="preserve">String </w:t>
+      </w:r>
+    </w:p>
+    <w:p>
+      <w:pPr>
+        <w:rPr>
+          <w:sz w:val="28"/>
+          <w:szCs w:val="28"/>
+          <w:lang w:val="en-US"/>
+        </w:rPr>
+      </w:pPr>
+      <w:r>
+        <w:rPr>
+          <w:sz w:val="28"/>
+          <w:szCs w:val="28"/>
+          <w:lang w:val="en-US"/>
+        </w:rPr>
+        <w:tab/>
+        <w:t xml:space="preserve">Boolean </w:t>
+      </w:r>
+    </w:p>
+    <w:p>
+      <w:pPr>
+        <w:rPr>
+          <w:sz w:val="28"/>
+          <w:szCs w:val="28"/>
+          <w:lang w:val="en-US"/>
+        </w:rPr>
+      </w:pPr>
+      <w:r>
+        <w:rPr>
+          <w:sz w:val="28"/>
+          <w:szCs w:val="28"/>
+          <w:lang w:val="en-US"/>
+        </w:rPr>
+        <w:tab/>
+        <w:t xml:space="preserve">Symbol </w:t>
+      </w:r>
+    </w:p>
+    <w:p>
+      <w:pPr>
+        <w:rPr>
+          <w:sz w:val="28"/>
+          <w:szCs w:val="28"/>
+          <w:lang w:val="en-US"/>
+        </w:rPr>
+      </w:pPr>
+      <w:r>
+        <w:rPr>
+          <w:sz w:val="28"/>
+          <w:szCs w:val="28"/>
+          <w:lang w:val="en-US"/>
+        </w:rPr>
+        <w:tab/>
+        <w:t xml:space="preserve">Null </w:t>
+      </w:r>
+    </w:p>
+    <w:p>
+      <w:pPr>
+        <w:rPr>
+          <w:sz w:val="28"/>
+          <w:szCs w:val="28"/>
+          <w:lang w:val="en-US"/>
+        </w:rPr>
+      </w:pPr>
+      <w:r>
+        <w:rPr>
+          <w:sz w:val="28"/>
+          <w:szCs w:val="28"/>
+          <w:lang w:val="en-US"/>
+        </w:rPr>
+        <w:tab/>
+        <w:t xml:space="preserve">Undefined </w:t>
+      </w:r>
+    </w:p>
+    <w:p>
+      <w:pPr>
+        <w:rPr>
+          <w:sz w:val="28"/>
+          <w:szCs w:val="28"/>
+          <w:lang w:val="en-US"/>
+        </w:rPr>
+      </w:pPr>
+      <w:proofErr w:type="gramStart"/>
+      <w:r>
+        <w:rPr>
+          <w:sz w:val="28"/>
+          <w:szCs w:val="28"/>
+          <w:lang w:val="en-US"/>
+        </w:rPr>
+        <w:t>Non primitive</w:t>
+      </w:r>
+      <w:proofErr w:type="gramEnd"/>
+      <w:r>
+        <w:rPr>
+          <w:sz w:val="28"/>
+          <w:szCs w:val="28"/>
+          <w:lang w:val="en-US"/>
+        </w:rPr>
+        <w:t xml:space="preserve"> or reference data structure</w:t>
+      </w:r>
+    </w:p>
+    <w:p>
+      <w:pPr>
+        <w:rPr>
+          <w:sz w:val="28"/>
+          <w:szCs w:val="28"/>
+          <w:lang w:val="en-US"/>
+        </w:rPr>
+      </w:pPr>
+      <w:r>
+        <w:rPr>
+          <w:sz w:val="28"/>
+          <w:szCs w:val="28"/>
+          <w:lang w:val="en-US"/>
+        </w:rPr>
+        <w:tab/>
+        <w:t>Linear data structure</w:t>
+      </w:r>
+    </w:p>
+    <w:p>
+      <w:pPr>
+        <w:rPr>
+          <w:sz w:val="28"/>
+          <w:szCs w:val="28"/>
+          <w:lang w:val="en-US"/>
+        </w:rPr>
+      </w:pPr>
+      <w:r>
+        <w:rPr>
+          <w:sz w:val="28"/>
+          <w:szCs w:val="28"/>
+          <w:lang w:val="en-US"/>
+        </w:rPr>
+        <w:tab/>
+      </w:r>
+      <w:r>
+        <w:rPr>
+          <w:sz w:val="28"/>
+          <w:szCs w:val="28"/>
+          <w:lang w:val="en-US"/>
+        </w:rPr>
+        <w:tab/>
+        <w:t xml:space="preserve">Array </w:t>
+      </w:r>
+    </w:p>
+    <w:p>
+      <w:pPr>
+        <w:rPr>
+          <w:sz w:val="28"/>
+          <w:szCs w:val="28"/>
+          <w:lang w:val="en-US"/>
+        </w:rPr>
+      </w:pPr>
+      <w:r>
+        <w:rPr>
+          <w:sz w:val="28"/>
+          <w:szCs w:val="28"/>
+          <w:lang w:val="en-US"/>
+        </w:rPr>
+        <w:tab/>
+      </w:r>
+      <w:r>
+        <w:rPr>
+          <w:sz w:val="28"/>
+          <w:szCs w:val="28"/>
+          <w:lang w:val="en-US"/>
+        </w:rPr>
+        <w:tab/>
+        <w:t xml:space="preserve">Object </w:t>
+      </w:r>
+    </w:p>
+    <w:p>
+      <w:pPr>
+        <w:rPr>
+          <w:sz w:val="28"/>
+          <w:szCs w:val="28"/>
+          <w:lang w:val="en-US"/>
+        </w:rPr>
+      </w:pPr>
+      <w:r>
+        <w:rPr>
+          <w:sz w:val="28"/>
+          <w:szCs w:val="28"/>
+          <w:lang w:val="en-US"/>
+        </w:rPr>
+        <w:tab/>
+      </w:r>
+      <w:r>
+        <w:rPr>
+          <w:sz w:val="28"/>
+          <w:szCs w:val="28"/>
+          <w:lang w:val="en-US"/>
+        </w:rPr>
+        <w:tab/>
+        <w:t xml:space="preserve">Stack </w:t>
+      </w:r>
+    </w:p>
+    <w:p>
+      <w:pPr>
+        <w:rPr>
+          <w:sz w:val="28"/>
+          <w:szCs w:val="28"/>
+          <w:lang w:val="en-US"/>
+        </w:rPr>
+      </w:pPr>
+      <w:r>
+        <w:rPr>
+          <w:sz w:val="28"/>
+          <w:szCs w:val="28"/>
+          <w:lang w:val="en-US"/>
+        </w:rPr>
+        <w:tab/>
+      </w:r>
+      <w:r>
+        <w:rPr>
+          <w:sz w:val="28"/>
+          <w:szCs w:val="28"/>
+          <w:lang w:val="en-US"/>
+        </w:rPr>
+        <w:tab/>
+        <w:t xml:space="preserve">Queue </w:t>
+      </w:r>
+    </w:p>
+    <w:p>
+      <w:pPr>
+        <w:rPr>
+          <w:sz w:val="28"/>
+          <w:szCs w:val="28"/>
+          <w:lang w:val="en-US"/>
+        </w:rPr>
+      </w:pPr>
+      <w:r>
+        <w:rPr>
+          <w:sz w:val="28"/>
+          <w:szCs w:val="28"/>
+          <w:lang w:val="en-US"/>
+        </w:rPr>
+        <w:tab/>
+      </w:r>
+      <w:r>
+        <w:rPr>
+          <w:sz w:val="28"/>
+          <w:szCs w:val="28"/>
+          <w:lang w:val="en-US"/>
+        </w:rPr>
+        <w:tab/>
+        <w:t xml:space="preserve">Linked list  </w:t>
+      </w:r>
+    </w:p>
+    <w:p>
+      <w:pPr>
+        <w:rPr>
+          <w:sz w:val="28"/>
+          <w:szCs w:val="28"/>
+          <w:lang w:val="en-US"/>
+        </w:rPr>
+      </w:pPr>
+      <w:r>
+        <w:rPr>
+          <w:sz w:val="28"/>
+          <w:szCs w:val="28"/>
+          <w:lang w:val="en-US"/>
+        </w:rPr>
+        <w:tab/>
+      </w:r>
+      <w:proofErr w:type="spellStart"/>
+      <w:proofErr w:type="gramStart"/>
+      <w:r>
+        <w:rPr>
+          <w:sz w:val="28"/>
+          <w:szCs w:val="28"/>
+          <w:lang w:val="en-US"/>
+        </w:rPr>
+        <w:t>Non linear</w:t>
+      </w:r>
+      <w:proofErr w:type="spellEnd"/>
+      <w:proofErr w:type="gramEnd"/>
+      <w:r>
+        <w:rPr>
+          <w:sz w:val="28"/>
+          <w:szCs w:val="28"/>
+          <w:lang w:val="en-US"/>
+        </w:rPr>
+        <w:t xml:space="preserve"> data structure</w:t>
+      </w:r>
+    </w:p>
+    <w:p>
+      <w:pPr>
+        <w:rPr>
+          <w:sz w:val="28"/>
+          <w:szCs w:val="28"/>
+          <w:lang w:val="en-US"/>
+        </w:rPr>
+      </w:pPr>
+      <w:r>
+        <w:rPr>
+          <w:sz w:val="28"/>
+          <w:szCs w:val="28"/>
+          <w:lang w:val="en-US"/>
+        </w:rPr>
+        <w:tab/>
+      </w:r>
+      <w:r>
+        <w:rPr>
+          <w:sz w:val="28"/>
+          <w:szCs w:val="28"/>
+          <w:lang w:val="en-US"/>
+        </w:rPr>
+        <w:tab/>
+        <w:t xml:space="preserve">Tree </w:t>
+      </w:r>
+    </w:p>
+    <w:p>
+      <w:pPr>
+        <w:rPr>
+          <w:sz w:val="28"/>
+          <w:szCs w:val="28"/>
+          <w:lang w:val="en-US"/>
+        </w:rPr>
+      </w:pPr>
+      <w:r>
+        <w:rPr>
+          <w:sz w:val="28"/>
+          <w:szCs w:val="28"/>
+          <w:lang w:val="en-US"/>
+        </w:rPr>
+        <w:tab/>
+      </w:r>
+      <w:r>
+        <w:rPr>
+          <w:sz w:val="28"/>
+          <w:szCs w:val="28"/>
+          <w:lang w:val="en-US"/>
+        </w:rPr>
+        <w:tab/>
+        <w:t xml:space="preserve">Graph </w:t>
+      </w:r>
+    </w:p>
+    <w:p>
+      <w:pPr>
+        <w:rPr>
+          <w:sz w:val="28"/>
+          <w:szCs w:val="28"/>
+          <w:lang w:val="en-US"/>
+        </w:rPr>
+      </w:pPr>
+    </w:p>
+    <w:p>
+      <w:pPr>
+        <w:rPr>
+          <w:sz w:val="28"/>
+          <w:szCs w:val="28"/>
+          <w:lang w:val="en-US"/>
+        </w:rPr>
+      </w:pPr>
+      <w:r>
+        <w:rPr>
+          <w:sz w:val="28"/>
+          <w:szCs w:val="28"/>
+          <w:lang w:val="en-US"/>
+        </w:rPr>
+        <w:t xml:space="preserve">Time complexity and space complexity </w:t>
+      </w:r>
+    </w:p>
+    <w:p>
+      <w:pPr>
+        <w:rPr>
+          <w:sz w:val="28"/>
+          <w:szCs w:val="28"/>
+          <w:lang w:val="en-US"/>
+        </w:rPr>
+      </w:pPr>
+      <w:r>
+        <w:rPr>
+          <w:sz w:val="28"/>
+          <w:szCs w:val="28"/>
+          <w:lang w:val="en-US"/>
+        </w:rPr>
+        <w:tab/>
+        <w:t xml:space="preserve">Searching and sorting technique </w:t>
+      </w:r>
+    </w:p>
+    <w:p>
+      <w:pPr>
+        <w:rPr>
+          <w:sz w:val="28"/>
+          <w:szCs w:val="28"/>
+          <w:lang w:val="en-US"/>
+        </w:rPr>
+      </w:pPr>
+      <w:r>
+        <w:rPr>
+          <w:sz w:val="28"/>
+          <w:szCs w:val="28"/>
+          <w:lang w:val="en-US"/>
+        </w:rPr>
+        <w:lastRenderedPageBreak/>
+        <w:tab/>
+        <w:t xml:space="preserve">Linear search and binary search </w:t>
+      </w:r>
+    </w:p>
+    <w:p>
+      <w:pPr>
+        <w:rPr>
+          <w:sz w:val="28"/>
+          <w:szCs w:val="28"/>
+          <w:lang w:val="en-US"/>
+        </w:rPr>
+      </w:pPr>
+      <w:r>
+        <w:rPr>
+          <w:sz w:val="28"/>
+          <w:szCs w:val="28"/>
+          <w:lang w:val="en-US"/>
+        </w:rPr>
+        <w:tab/>
+        <w:t xml:space="preserve">Bubble sort, selection, insertion, heap sort, Tim sort, merge sort etc. </w:t>
+      </w:r>
+    </w:p>
+    <w:p>
+      <w:pPr>
+        <w:rPr>
+          <w:sz w:val="28"/>
+          <w:szCs w:val="28"/>
+          <w:lang w:val="en-US"/>
+        </w:rPr>
+      </w:pPr>
+    </w:p>
+    <w:p>
+      <w:pPr>
+        <w:rPr>
+          <w:sz w:val="28"/>
+          <w:szCs w:val="28"/>
+          <w:lang w:val="en-US"/>
+        </w:rPr>
+      </w:pPr>
+      <w:r>
+        <w:rPr>
+          <w:sz w:val="28"/>
+          <w:szCs w:val="28"/>
+          <w:lang w:val="en-US"/>
+        </w:rPr>
+        <w:t>We are learning data structure using JavaScript (node JS JavaScript).</w:t>
+      </w:r>
+    </w:p>
+    <w:p>
+      <w:pPr>
+        <w:rPr>
+          <w:sz w:val="28"/>
+          <w:szCs w:val="28"/>
+          <w:lang w:val="en-US"/>
+        </w:rPr>
+      </w:pPr>
+    </w:p>
+    <w:p>
+      <w:pPr>
+        <w:rPr>
+          <w:sz w:val="28"/>
+          <w:szCs w:val="28"/>
+          <w:lang w:val="en-US"/>
+        </w:rPr>
+      </w:pPr>
+      <w:r>
+        <w:rPr>
+          <w:sz w:val="28"/>
+          <w:szCs w:val="28"/>
+          <w:highlight w:val="yellow"/>
+          <w:lang w:val="en-US"/>
+        </w:rPr>
+        <w:t>What is Data Structure</w:t>
+      </w:r>
+    </w:p>
+    <w:p>
+      <w:pPr>
+        <w:rPr>
+          <w:sz w:val="28"/>
+          <w:szCs w:val="28"/>
+          <w:lang w:val="en-US"/>
+        </w:rPr>
+      </w:pPr>
+      <w:r>
+        <w:rPr>
+          <w:sz w:val="28"/>
+          <w:szCs w:val="28"/>
+          <w:lang w:val="en-US"/>
+        </w:rPr>
+        <w:t xml:space="preserve">Data is a raw fact in the form of number, string, Boolean, object, array etc. </w:t>
+      </w:r>
+    </w:p>
+    <w:p>
+      <w:pPr>
+        <w:rPr>
+          <w:sz w:val="28"/>
+          <w:szCs w:val="28"/>
+          <w:lang w:val="en-US"/>
+        </w:rPr>
+      </w:pPr>
+      <w:r>
+        <w:rPr>
+          <w:sz w:val="28"/>
+          <w:szCs w:val="28"/>
+          <w:lang w:val="en-US"/>
+        </w:rPr>
+        <w:t xml:space="preserve">Data structure is a way of </w:t>
+      </w:r>
+      <w:proofErr w:type="gramStart"/>
+      <w:r>
+        <w:rPr>
+          <w:sz w:val="28"/>
+          <w:szCs w:val="28"/>
+          <w:lang w:val="en-US"/>
+        </w:rPr>
+        <w:t>organized</w:t>
+      </w:r>
+      <w:proofErr w:type="gramEnd"/>
+      <w:r>
+        <w:rPr>
+          <w:sz w:val="28"/>
+          <w:szCs w:val="28"/>
+          <w:lang w:val="en-US"/>
+        </w:rPr>
+        <w:t xml:space="preserve">, storing, and managing data so </w:t>
+      </w:r>
+      <w:proofErr w:type="gramStart"/>
+      <w:r>
+        <w:rPr>
+          <w:sz w:val="28"/>
+          <w:szCs w:val="28"/>
+          <w:lang w:val="en-US"/>
+        </w:rPr>
+        <w:t>that</w:t>
+      </w:r>
+      <w:proofErr w:type="gramEnd"/>
+      <w:r>
+        <w:rPr>
+          <w:sz w:val="28"/>
+          <w:szCs w:val="28"/>
+          <w:lang w:val="en-US"/>
+        </w:rPr>
+        <w:t xml:space="preserve"> can be </w:t>
+      </w:r>
+      <w:proofErr w:type="gramStart"/>
+      <w:r>
+        <w:rPr>
+          <w:sz w:val="28"/>
+          <w:szCs w:val="28"/>
+          <w:lang w:val="en-US"/>
+        </w:rPr>
+        <w:t>use</w:t>
+      </w:r>
+      <w:proofErr w:type="gramEnd"/>
+      <w:r>
+        <w:rPr>
+          <w:sz w:val="28"/>
+          <w:szCs w:val="28"/>
+          <w:lang w:val="en-US"/>
+        </w:rPr>
+        <w:t xml:space="preserve"> effectively. </w:t>
+      </w:r>
+    </w:p>
+    <w:p>
+      <w:pPr>
+        <w:rPr>
+          <w:sz w:val="28"/>
+          <w:szCs w:val="28"/>
+          <w:lang w:val="en-US"/>
+        </w:rPr>
+      </w:pPr>
+    </w:p>
+    <w:p>
+      <w:pPr>
+        <w:rPr>
+          <w:sz w:val="28"/>
+          <w:szCs w:val="28"/>
+          <w:lang w:val="en-US"/>
+        </w:rPr>
+      </w:pPr>
+      <w:r>
+        <w:rPr>
+          <w:sz w:val="28"/>
+          <w:szCs w:val="28"/>
+          <w:lang w:val="en-US"/>
+        </w:rPr>
+        <w:t xml:space="preserve">Time complexity </w:t>
+      </w:r>
+    </w:p>
+    <w:p>
+      <w:pPr>
+        <w:rPr>
+          <w:sz w:val="28"/>
+          <w:szCs w:val="28"/>
+          <w:lang w:val="en-US"/>
+        </w:rPr>
+      </w:pPr>
+      <w:r>
+        <w:rPr>
+          <w:sz w:val="28"/>
+          <w:szCs w:val="28"/>
+          <w:lang w:val="en-US"/>
+        </w:rPr>
+        <w:t xml:space="preserve">Space complexity </w:t>
+      </w:r>
+    </w:p>
+    <w:p>
+      <w:pPr>
+        <w:rPr>
+          <w:sz w:val="28"/>
+          <w:szCs w:val="28"/>
+          <w:lang w:val="en-US"/>
+        </w:rPr>
+      </w:pPr>
+      <w:r>
+        <w:rPr>
+          <w:sz w:val="28"/>
+          <w:szCs w:val="28"/>
+          <w:lang w:val="en-US"/>
+        </w:rPr>
+        <w:t xml:space="preserve">Benefits of data structure </w:t>
+      </w:r>
+    </w:p>
+    <w:p>
+      <w:pPr>
+        <w:pStyle w:val="ListParagraph"/>
+        <w:numPr>
+          <w:ilvl w:val="0"/>
+          <w:numId w:val="1"/>
+        </w:numPr>
+        <w:rPr>
+          <w:sz w:val="28"/>
+          <w:szCs w:val="28"/>
+          <w:lang w:val="en-US"/>
+        </w:rPr>
+      </w:pPr>
+      <w:r>
+        <w:rPr>
+          <w:sz w:val="28"/>
+          <w:szCs w:val="28"/>
+          <w:lang w:val="en-US"/>
+        </w:rPr>
+        <w:t xml:space="preserve">Faster performance </w:t>
+      </w:r>
+    </w:p>
+    <w:p>
+      <w:pPr>
+        <w:pStyle w:val="ListParagraph"/>
+        <w:numPr>
+          <w:ilvl w:val="0"/>
+          <w:numId w:val="1"/>
+        </w:numPr>
+        <w:rPr>
+          <w:sz w:val="28"/>
+          <w:szCs w:val="28"/>
+          <w:lang w:val="en-US"/>
+        </w:rPr>
+      </w:pPr>
+      <w:r>
+        <w:rPr>
+          <w:sz w:val="28"/>
+          <w:szCs w:val="28"/>
+          <w:lang w:val="en-US"/>
+        </w:rPr>
+        <w:t xml:space="preserve">Better memory usage </w:t>
+      </w:r>
+    </w:p>
+    <w:p>
+      <w:pPr>
+        <w:pStyle w:val="ListParagraph"/>
+        <w:numPr>
+          <w:ilvl w:val="0"/>
+          <w:numId w:val="1"/>
+        </w:numPr>
+        <w:rPr>
+          <w:sz w:val="28"/>
+          <w:szCs w:val="28"/>
+          <w:lang w:val="en-US"/>
+        </w:rPr>
+      </w:pPr>
+      <w:r>
+        <w:rPr>
+          <w:sz w:val="28"/>
+          <w:szCs w:val="28"/>
+          <w:lang w:val="en-US"/>
+        </w:rPr>
+        <w:t xml:space="preserve">Clean and maintain the code. </w:t>
+      </w:r>
+    </w:p>
+    <w:p>
+      <w:pPr>
+        <w:rPr>
+          <w:sz w:val="28"/>
+          <w:szCs w:val="28"/>
+          <w:lang w:val="en-US"/>
+        </w:rPr>
+      </w:pPr>
+      <w:r>
+        <w:rPr>
+          <w:sz w:val="28"/>
+          <w:szCs w:val="28"/>
+          <w:highlight w:val="yellow"/>
+          <w:lang w:val="en-US"/>
+        </w:rPr>
+        <w:t>Primitive data structure</w:t>
+      </w:r>
+    </w:p>
+    <w:p>
+      <w:pPr>
+        <w:rPr>
+          <w:sz w:val="28"/>
+          <w:szCs w:val="28"/>
+          <w:lang w:val="en-US"/>
+        </w:rPr>
+      </w:pPr>
+    </w:p>
+    <w:p>
+      <w:pPr>
+        <w:rPr>
+          <w:sz w:val="28"/>
+          <w:szCs w:val="28"/>
+          <w:lang w:val="en-US"/>
+        </w:rPr>
+      </w:pPr>
+      <w:r>
+        <w:rPr>
+          <w:sz w:val="28"/>
+          <w:szCs w:val="28"/>
+          <w:lang w:val="en-US"/>
+        </w:rPr>
+        <w:t xml:space="preserve">Node </w:t>
+      </w:r>
+      <w:proofErr w:type="gramStart"/>
+      <w:r>
+        <w:rPr>
+          <w:sz w:val="28"/>
+          <w:szCs w:val="28"/>
+          <w:lang w:val="en-US"/>
+        </w:rPr>
+        <w:t>JS :</w:t>
+      </w:r>
+      <w:proofErr w:type="gramEnd"/>
+      <w:r>
+        <w:rPr>
+          <w:sz w:val="28"/>
+          <w:szCs w:val="28"/>
+          <w:lang w:val="en-US"/>
+        </w:rPr>
+        <w:t xml:space="preserve"> Node </w:t>
+      </w:r>
+      <w:proofErr w:type="spellStart"/>
+      <w:r>
+        <w:rPr>
+          <w:sz w:val="28"/>
+          <w:szCs w:val="28"/>
+          <w:lang w:val="en-US"/>
+        </w:rPr>
+        <w:t>js</w:t>
+      </w:r>
+      <w:proofErr w:type="spellEnd"/>
+      <w:r>
+        <w:rPr>
+          <w:sz w:val="28"/>
+          <w:szCs w:val="28"/>
+          <w:lang w:val="en-US"/>
+        </w:rPr>
+        <w:t xml:space="preserve"> a run time environment of JavaScript or library or framework. </w:t>
+      </w:r>
+    </w:p>
+    <w:p>
+      <w:pPr>
+        <w:rPr>
+          <w:sz w:val="28"/>
+          <w:szCs w:val="28"/>
+          <w:lang w:val="en-US"/>
+        </w:rPr>
+      </w:pPr>
+      <w:r>
+        <w:rPr>
+          <w:sz w:val="28"/>
+          <w:szCs w:val="28"/>
+          <w:lang w:val="en-US"/>
+        </w:rPr>
+        <w:t xml:space="preserve">Before node JS if we want to run any JS program we need to run inside browser environment with help of html page. </w:t>
+      </w:r>
+    </w:p>
+    <w:p>
+      <w:pPr>
+        <w:rPr>
+          <w:sz w:val="28"/>
+          <w:szCs w:val="28"/>
+          <w:lang w:val="en-US"/>
+        </w:rPr>
+      </w:pPr>
+      <w:r>
+        <w:rPr>
+          <w:sz w:val="28"/>
+          <w:szCs w:val="28"/>
+          <w:lang w:val="en-US"/>
+        </w:rPr>
+        <w:t xml:space="preserve">After node JS we can run JS program outside browser environment. </w:t>
+      </w:r>
+    </w:p>
+    <w:p>
+      <w:pPr>
+        <w:rPr>
+          <w:sz w:val="28"/>
+          <w:szCs w:val="28"/>
+          <w:lang w:val="en-US"/>
+        </w:rPr>
+      </w:pPr>
+      <w:r>
+        <w:rPr>
+          <w:sz w:val="28"/>
+          <w:szCs w:val="28"/>
+          <w:lang w:val="en-US"/>
+        </w:rPr>
+        <w:t xml:space="preserve">REPL (Read Eval Print Loop). </w:t>
+      </w:r>
+    </w:p>
+    <w:p>
+      <w:pPr>
+        <w:rPr>
+          <w:sz w:val="28"/>
+          <w:szCs w:val="28"/>
+          <w:lang w:val="en-US"/>
+        </w:rPr>
+      </w:pPr>
+      <w:r>
+        <w:rPr>
+          <w:sz w:val="28"/>
+          <w:szCs w:val="28"/>
+          <w:lang w:val="en-US"/>
+        </w:rPr>
+        <w:t xml:space="preserve"> </w:t>
+      </w:r>
+    </w:p>
+    <w:p>
+      <w:pPr>
+        <w:rPr>
+          <w:sz w:val="28"/>
+          <w:szCs w:val="28"/>
+          <w:lang w:val="en-US"/>
+        </w:rPr>
+      </w:pPr>
+      <w:r>
+        <w:rPr>
+          <w:sz w:val="28"/>
+          <w:szCs w:val="28"/>
+          <w:lang w:val="en-US"/>
+        </w:rPr>
+        <w:t xml:space="preserve"> </w:t>
+      </w:r>
+    </w:p>
+    <w:p>
+      <w:pPr>
+        <w:rPr>
+          <w:sz w:val="28"/>
+          <w:szCs w:val="28"/>
+          <w:lang w:val="en-US"/>
+        </w:rPr>
+      </w:pPr>
+      <w:r>
+        <w:rPr>
+          <w:sz w:val="28"/>
+          <w:szCs w:val="28"/>
+          <w:lang w:val="en-US"/>
+        </w:rPr>
+        <w:lastRenderedPageBreak/>
+        <w:t xml:space="preserve">Primitive Data </w:t>
+      </w:r>
+      <w:proofErr w:type="gramStart"/>
+      <w:r>
+        <w:rPr>
+          <w:sz w:val="28"/>
+          <w:szCs w:val="28"/>
+          <w:lang w:val="en-US"/>
+        </w:rPr>
+        <w:t>structure :</w:t>
+      </w:r>
+      <w:proofErr w:type="gramEnd"/>
+      <w:r>
+        <w:rPr>
+          <w:sz w:val="28"/>
+          <w:szCs w:val="28"/>
+          <w:lang w:val="en-US"/>
+        </w:rPr>
+        <w:t xml:space="preserve"> it is </w:t>
+      </w:r>
+      <w:proofErr w:type="gramStart"/>
+      <w:r>
+        <w:rPr>
+          <w:sz w:val="28"/>
+          <w:szCs w:val="28"/>
+          <w:lang w:val="en-US"/>
+        </w:rPr>
+        <w:t>use</w:t>
+      </w:r>
+      <w:proofErr w:type="gramEnd"/>
+      <w:r>
+        <w:rPr>
+          <w:sz w:val="28"/>
+          <w:szCs w:val="28"/>
+          <w:lang w:val="en-US"/>
+        </w:rPr>
+        <w:t xml:space="preserve"> to store single value. </w:t>
+      </w:r>
+    </w:p>
+    <w:p>
+      <w:pPr>
+        <w:rPr>
+          <w:sz w:val="28"/>
+          <w:szCs w:val="28"/>
+          <w:lang w:val="en-US"/>
+        </w:rPr>
+      </w:pPr>
+      <w:r>
+        <w:rPr>
+          <w:sz w:val="28"/>
+          <w:szCs w:val="28"/>
+          <w:lang w:val="en-US"/>
+        </w:rPr>
+        <w:t xml:space="preserve">Number, string, Boolean, undefined, </w:t>
+      </w:r>
+      <w:proofErr w:type="spellStart"/>
+      <w:r>
+        <w:rPr>
+          <w:sz w:val="28"/>
+          <w:szCs w:val="28"/>
+          <w:lang w:val="en-US"/>
+        </w:rPr>
+        <w:t>etc</w:t>
+      </w:r>
+      <w:proofErr w:type="spellEnd"/>
+      <w:r>
+        <w:rPr>
+          <w:sz w:val="28"/>
+          <w:szCs w:val="28"/>
+          <w:lang w:val="en-US"/>
+        </w:rPr>
+        <w:t xml:space="preserve"> </w:t>
+      </w:r>
+    </w:p>
+    <w:p>
+      <w:pPr>
+        <w:rPr>
+          <w:sz w:val="28"/>
+          <w:szCs w:val="28"/>
+          <w:lang w:val="en-US"/>
+        </w:rPr>
+      </w:pPr>
+    </w:p>
+    <w:p>
+      <w:pPr>
+        <w:rPr>
+          <w:sz w:val="28"/>
+          <w:szCs w:val="28"/>
+        </w:rPr>
+      </w:pPr>
+      <w:r>
+        <w:rPr>
+          <w:sz w:val="28"/>
+          <w:szCs w:val="28"/>
+        </w:rPr>
+        <w:t>Symbol</w:t>
+      </w:r>
+      <w:r>
+        <w:rPr>
+          <w:sz w:val="28"/>
+          <w:szCs w:val="28"/>
+        </w:rPr>
+        <w:t xml:space="preserve">: is a type of primitive data structure introduce in ES6. Which help to store unique information. </w:t>
+      </w:r>
+    </w:p>
+    <w:p>
+      <w:pPr>
+        <w:rPr>
+          <w:sz w:val="28"/>
+          <w:szCs w:val="28"/>
+        </w:rPr>
+      </w:pPr>
+    </w:p>
+    <w:p>
+      <w:pPr>
+        <w:rPr>
+          <w:sz w:val="28"/>
+          <w:szCs w:val="28"/>
+        </w:rPr>
+      </w:pPr>
+    </w:p>
+    <w:p>
+      <w:pPr>
+        <w:rPr>
+          <w:sz w:val="28"/>
+          <w:szCs w:val="28"/>
+        </w:rPr>
+      </w:pPr>
+      <w:proofErr w:type="gramStart"/>
+      <w:r>
+        <w:rPr>
+          <w:sz w:val="28"/>
+          <w:szCs w:val="28"/>
+        </w:rPr>
+        <w:t>Non primitive</w:t>
+      </w:r>
+      <w:proofErr w:type="gramEnd"/>
+      <w:r>
+        <w:rPr>
+          <w:sz w:val="28"/>
+          <w:szCs w:val="28"/>
+        </w:rPr>
+        <w:t xml:space="preserve"> data structure or reference data structure </w:t>
+      </w:r>
+    </w:p>
+    <w:p>
+      <w:pPr>
+        <w:pStyle w:val="ListParagraph"/>
+        <w:numPr>
+          <w:ilvl w:val="0"/>
+          <w:numId w:val="2"/>
+        </w:numPr>
+        <w:rPr>
+          <w:sz w:val="28"/>
+          <w:szCs w:val="28"/>
+        </w:rPr>
+      </w:pPr>
+      <w:r>
+        <w:rPr>
+          <w:sz w:val="28"/>
+          <w:szCs w:val="28"/>
+        </w:rPr>
+        <w:t xml:space="preserve">Linear data structure </w:t>
+      </w:r>
+    </w:p>
+    <w:p>
+      <w:pPr>
+        <w:pStyle w:val="ListParagraph"/>
+        <w:rPr>
+          <w:sz w:val="28"/>
+          <w:szCs w:val="28"/>
+        </w:rPr>
+      </w:pPr>
+      <w:proofErr w:type="gramStart"/>
+      <w:r>
+        <w:rPr>
+          <w:sz w:val="28"/>
+          <w:szCs w:val="28"/>
+          <w:highlight w:val="yellow"/>
+        </w:rPr>
+        <w:t>array</w:t>
+      </w:r>
+      <w:r>
+        <w:rPr>
+          <w:sz w:val="28"/>
+          <w:szCs w:val="28"/>
+        </w:rPr>
+        <w:t xml:space="preserve"> :</w:t>
+      </w:r>
+      <w:proofErr w:type="gramEnd"/>
+      <w:r>
+        <w:rPr>
+          <w:sz w:val="28"/>
+          <w:szCs w:val="28"/>
+        </w:rPr>
+        <w:t xml:space="preserve"> </w:t>
+      </w:r>
+      <w:proofErr w:type="gramStart"/>
+      <w:r>
+        <w:rPr>
+          <w:sz w:val="28"/>
+          <w:szCs w:val="28"/>
+        </w:rPr>
+        <w:t>generally</w:t>
+      </w:r>
+      <w:proofErr w:type="gramEnd"/>
+      <w:r>
+        <w:rPr>
+          <w:sz w:val="28"/>
+          <w:szCs w:val="28"/>
+        </w:rPr>
+        <w:t xml:space="preserve"> array is </w:t>
+      </w:r>
+      <w:proofErr w:type="spellStart"/>
+      <w:r>
+        <w:rPr>
+          <w:sz w:val="28"/>
+          <w:szCs w:val="28"/>
+        </w:rPr>
+        <w:t>know</w:t>
+      </w:r>
+      <w:proofErr w:type="spellEnd"/>
+      <w:r>
+        <w:rPr>
+          <w:sz w:val="28"/>
+          <w:szCs w:val="28"/>
+        </w:rPr>
+        <w:t xml:space="preserve"> as fixed in memory and homogeneous elements. But JS and Python array is known as </w:t>
+      </w:r>
+      <w:proofErr w:type="gramStart"/>
+      <w:r>
+        <w:rPr>
+          <w:sz w:val="28"/>
+          <w:szCs w:val="28"/>
+        </w:rPr>
+        <w:t>dynamic</w:t>
+      </w:r>
+      <w:proofErr w:type="gramEnd"/>
+      <w:r>
+        <w:rPr>
+          <w:sz w:val="28"/>
+          <w:szCs w:val="28"/>
+        </w:rPr>
+        <w:t xml:space="preserve"> and it allow to store heterogeneous elements. </w:t>
+      </w:r>
+    </w:p>
+    <w:p>
+      <w:pPr>
+        <w:pStyle w:val="ListParagraph"/>
+        <w:rPr>
+          <w:sz w:val="28"/>
+          <w:szCs w:val="28"/>
+        </w:rPr>
+      </w:pPr>
+    </w:p>
+    <w:p>
+      <w:pPr>
+        <w:pStyle w:val="ListParagraph"/>
+        <w:rPr>
+          <w:sz w:val="28"/>
+          <w:szCs w:val="28"/>
+        </w:rPr>
+      </w:pPr>
+      <w:r>
+        <w:rPr>
+          <w:sz w:val="28"/>
+          <w:szCs w:val="28"/>
+        </w:rPr>
+        <w:t xml:space="preserve">Syntax to create the array in JS </w:t>
+      </w:r>
+    </w:p>
+    <w:p>
+      <w:pPr>
+        <w:pStyle w:val="ListParagraph"/>
+        <w:rPr>
+          <w:sz w:val="28"/>
+          <w:szCs w:val="28"/>
+        </w:rPr>
+      </w:pPr>
+      <w:r>
+        <w:rPr>
+          <w:sz w:val="28"/>
+          <w:szCs w:val="28"/>
+        </w:rPr>
+        <w:t xml:space="preserve">Literal style </w:t>
+      </w:r>
+    </w:p>
+    <w:p>
+      <w:pPr>
+        <w:pStyle w:val="ListParagraph"/>
+        <w:rPr>
+          <w:sz w:val="28"/>
+          <w:szCs w:val="28"/>
+        </w:rPr>
+      </w:pPr>
+    </w:p>
+    <w:p>
+      <w:pPr>
+        <w:pStyle w:val="ListParagraph"/>
+        <w:rPr>
+          <w:sz w:val="28"/>
+          <w:szCs w:val="28"/>
+        </w:rPr>
+      </w:pPr>
+      <w:r>
+        <w:rPr>
+          <w:sz w:val="28"/>
+          <w:szCs w:val="28"/>
+        </w:rPr>
+        <w:t xml:space="preserve">Creating using new keyword. </w:t>
+      </w:r>
+    </w:p>
+    <w:p>
+      <w:pPr>
+        <w:pStyle w:val="ListParagraph"/>
+        <w:rPr>
+          <w:sz w:val="28"/>
+          <w:szCs w:val="28"/>
+        </w:rPr>
+      </w:pPr>
+    </w:p>
+    <w:p>
+      <w:pPr>
+        <w:pStyle w:val="ListParagraph"/>
+        <w:rPr>
+          <w:sz w:val="28"/>
+          <w:szCs w:val="28"/>
+        </w:rPr>
+      </w:pPr>
+    </w:p>
+    <w:p>
+      <w:pPr>
+        <w:rPr>
+          <w:sz w:val="28"/>
+          <w:szCs w:val="28"/>
+        </w:rPr>
+      </w:pPr>
+    </w:p>
+    <w:p>
+      <w:pPr>
+        <w:rPr>
+          <w:sz w:val="28"/>
+          <w:szCs w:val="28"/>
         </w:rPr>
       </w:pPr>
     </w:p>
@@ -70,6 +1375,195 @@
     </w:sectPr>
   </w:body>
 </w:document>
+</file>
+
+<file path=word/numbering.xml><?xml version="1.0" encoding="utf-8"?>
+<w:numbering xmlns:wpc="http://schemas.microsoft.com/office/word/2010/wordprocessingCanvas" xmlns:cx="http://schemas.microsoft.com/office/drawing/2014/chartex" xmlns:cx1="http://schemas.microsoft.com/office/drawing/2015/9/8/chartex" xmlns:cx2="http://schemas.microsoft.com/office/drawing/2015/10/21/chartex" xmlns:cx3="http://schemas.microsoft.com/office/drawing/2016/5/9/chartex" xmlns:cx4="http://schemas.microsoft.com/office/drawing/2016/5/10/chartex" xmlns:cx5="http://schemas.microsoft.com/office/drawing/2016/5/11/chartex" xmlns:cx6="http://schemas.microsoft.com/office/drawing/2016/5/12/chartex" xmlns:cx7="http://schemas.microsoft.com/office/drawing/2016/5/13/chartex" xmlns:cx8="http://schemas.microsoft.com/office/drawing/2016/5/14/chartex" xmlns:mc="http://schemas.openxmlformats.org/markup-compatibility/2006" xmlns:aink="http://schemas.microsoft.com/office/drawing/2016/ink" xmlns:am3d="http://schemas.microsoft.com/office/drawing/2017/model3d" xmlns:o="urn:schemas-microsoft-com:office:office" xmlns:oel="http://schemas.microsoft.com/office/2019/extlst" xmlns:r="http://schemas.openxmlformats.org/officeDocument/2006/relationships" xmlns:m="http://schemas.openxmlformats.org/officeDocument/2006/math" xmlns:v="urn:schemas-microsoft-com:vml" xmlns:wp14="http://schemas.microsoft.com/office/word/2010/wordprocessingDrawing" xmlns:wp="http://schemas.openxmlformats.org/drawingml/2006/wordprocessingDrawing" xmlns:w10="urn:schemas-microsoft-com:office:word" xmlns:w="http://schemas.openxmlformats.org/wordprocessingml/2006/main" xmlns:w14="http://schemas.microsoft.com/office/word/2010/wordml" xmlns:w15="http://schemas.microsoft.com/office/word/2012/wordml" xmlns:w16cex="http://schemas.microsoft.com/office/word/2018/wordml/cex" xmlns:w16cid="http://schemas.microsoft.com/office/word/2016/wordml/cid" xmlns:w16="http://schemas.microsoft.com/office/word/2018/wordml" xmlns:w16du="http://schemas.microsoft.com/office/word/2023/wordml/word16du" xmlns:w16sdtdh="http://schemas.microsoft.com/office/word/2020/wordml/sdtdatahash" xmlns:w16sdtfl="http://schemas.microsoft.com/office/word/2024/wordml/sdtformatlock" xmlns:w16se="http://schemas.microsoft.com/office/word/2015/wordml/symex" xmlns:wpg="http://schemas.microsoft.com/office/word/2010/wordprocessingGroup" xmlns:wpi="http://schemas.microsoft.com/office/word/2010/wordprocessingInk" xmlns:wne="http://schemas.microsoft.com/office/word/2006/wordml" xmlns:wps="http://schemas.microsoft.com/office/word/2010/wordprocessingShape" mc:Ignorable="w14 w15 w16se w16cid w16 w16cex w16sdtdh w16sdtfl w16du wp14">
+  <w:abstractNum w:abstractNumId="0" w15:restartNumberingAfterBreak="0">
+    <w:nsid w:val="113F5762"/>
+    <w:multiLevelType w:val="hybridMultilevel"/>
+    <w:tmpl w:val="1018AF98"/>
+    <w:lvl w:ilvl="0" w:tplc="4009000F">
+      <w:start w:val="1"/>
+      <w:numFmt w:val="decimal"/>
+      <w:lvlText w:val="%1."/>
+      <w:lvlJc w:val="left"/>
+      <w:pPr>
+        <w:ind w:left="720" w:hanging="360"/>
+      </w:pPr>
+      <w:rPr>
+        <w:rFonts w:hint="default"/>
+      </w:rPr>
+    </w:lvl>
+    <w:lvl w:ilvl="1" w:tplc="40090019" w:tentative="1">
+      <w:start w:val="1"/>
+      <w:numFmt w:val="lowerLetter"/>
+      <w:lvlText w:val="%2."/>
+      <w:lvlJc w:val="left"/>
+      <w:pPr>
+        <w:ind w:left="1440" w:hanging="360"/>
+      </w:pPr>
+    </w:lvl>
+    <w:lvl w:ilvl="2" w:tplc="4009001B" w:tentative="1">
+      <w:start w:val="1"/>
+      <w:numFmt w:val="lowerRoman"/>
+      <w:lvlText w:val="%3."/>
+      <w:lvlJc w:val="right"/>
+      <w:pPr>
+        <w:ind w:left="2160" w:hanging="180"/>
+      </w:pPr>
+    </w:lvl>
+    <w:lvl w:ilvl="3" w:tplc="4009000F" w:tentative="1">
+      <w:start w:val="1"/>
+      <w:numFmt w:val="decimal"/>
+      <w:lvlText w:val="%4."/>
+      <w:lvlJc w:val="left"/>
+      <w:pPr>
+        <w:ind w:left="2880" w:hanging="360"/>
+      </w:pPr>
+    </w:lvl>
+    <w:lvl w:ilvl="4" w:tplc="40090019" w:tentative="1">
+      <w:start w:val="1"/>
+      <w:numFmt w:val="lowerLetter"/>
+      <w:lvlText w:val="%5."/>
+      <w:lvlJc w:val="left"/>
+      <w:pPr>
+        <w:ind w:left="3600" w:hanging="360"/>
+      </w:pPr>
+    </w:lvl>
+    <w:lvl w:ilvl="5" w:tplc="4009001B" w:tentative="1">
+      <w:start w:val="1"/>
+      <w:numFmt w:val="lowerRoman"/>
+      <w:lvlText w:val="%6."/>
+      <w:lvlJc w:val="right"/>
+      <w:pPr>
+        <w:ind w:left="4320" w:hanging="180"/>
+      </w:pPr>
+    </w:lvl>
+    <w:lvl w:ilvl="6" w:tplc="4009000F" w:tentative="1">
+      <w:start w:val="1"/>
+      <w:numFmt w:val="decimal"/>
+      <w:lvlText w:val="%7."/>
+      <w:lvlJc w:val="left"/>
+      <w:pPr>
+        <w:ind w:left="5040" w:hanging="360"/>
+      </w:pPr>
+    </w:lvl>
+    <w:lvl w:ilvl="7" w:tplc="40090019" w:tentative="1">
+      <w:start w:val="1"/>
+      <w:numFmt w:val="lowerLetter"/>
+      <w:lvlText w:val="%8."/>
+      <w:lvlJc w:val="left"/>
+      <w:pPr>
+        <w:ind w:left="5760" w:hanging="360"/>
+      </w:pPr>
+    </w:lvl>
+    <w:lvl w:ilvl="8" w:tplc="4009001B" w:tentative="1">
+      <w:start w:val="1"/>
+      <w:numFmt w:val="lowerRoman"/>
+      <w:lvlText w:val="%9."/>
+      <w:lvlJc w:val="right"/>
+      <w:pPr>
+        <w:ind w:left="6480" w:hanging="180"/>
+      </w:pPr>
+    </w:lvl>
+  </w:abstractNum>
+  <w:abstractNum w:abstractNumId="1" w15:restartNumberingAfterBreak="0">
+    <w:nsid w:val="3B863145"/>
+    <w:multiLevelType w:val="hybridMultilevel"/>
+    <w:tmpl w:val="9CE47080"/>
+    <w:lvl w:ilvl="0" w:tplc="4009000F">
+      <w:start w:val="1"/>
+      <w:numFmt w:val="decimal"/>
+      <w:lvlText w:val="%1."/>
+      <w:lvlJc w:val="left"/>
+      <w:pPr>
+        <w:ind w:left="720" w:hanging="360"/>
+      </w:pPr>
+      <w:rPr>
+        <w:rFonts w:hint="default"/>
+      </w:rPr>
+    </w:lvl>
+    <w:lvl w:ilvl="1" w:tplc="40090019" w:tentative="1">
+      <w:start w:val="1"/>
+      <w:numFmt w:val="lowerLetter"/>
+      <w:lvlText w:val="%2."/>
+      <w:lvlJc w:val="left"/>
+      <w:pPr>
+        <w:ind w:left="1440" w:hanging="360"/>
+      </w:pPr>
+    </w:lvl>
+    <w:lvl w:ilvl="2" w:tplc="4009001B" w:tentative="1">
+      <w:start w:val="1"/>
+      <w:numFmt w:val="lowerRoman"/>
+      <w:lvlText w:val="%3."/>
+      <w:lvlJc w:val="right"/>
+      <w:pPr>
+        <w:ind w:left="2160" w:hanging="180"/>
+      </w:pPr>
+    </w:lvl>
+    <w:lvl w:ilvl="3" w:tplc="4009000F" w:tentative="1">
+      <w:start w:val="1"/>
+      <w:numFmt w:val="decimal"/>
+      <w:lvlText w:val="%4."/>
+      <w:lvlJc w:val="left"/>
+      <w:pPr>
+        <w:ind w:left="2880" w:hanging="360"/>
+      </w:pPr>
+    </w:lvl>
+    <w:lvl w:ilvl="4" w:tplc="40090019" w:tentative="1">
+      <w:start w:val="1"/>
+      <w:numFmt w:val="lowerLetter"/>
+      <w:lvlText w:val="%5."/>
+      <w:lvlJc w:val="left"/>
+      <w:pPr>
+        <w:ind w:left="3600" w:hanging="360"/>
+      </w:pPr>
+    </w:lvl>
+    <w:lvl w:ilvl="5" w:tplc="4009001B" w:tentative="1">
+      <w:start w:val="1"/>
+      <w:numFmt w:val="lowerRoman"/>
+      <w:lvlText w:val="%6."/>
+      <w:lvlJc w:val="right"/>
+      <w:pPr>
+        <w:ind w:left="4320" w:hanging="180"/>
+      </w:pPr>
+    </w:lvl>
+    <w:lvl w:ilvl="6" w:tplc="4009000F" w:tentative="1">
+      <w:start w:val="1"/>
+      <w:numFmt w:val="decimal"/>
+      <w:lvlText w:val="%7."/>
+      <w:lvlJc w:val="left"/>
+      <w:pPr>
+        <w:ind w:left="5040" w:hanging="360"/>
+      </w:pPr>
+    </w:lvl>
+    <w:lvl w:ilvl="7" w:tplc="40090019" w:tentative="1">
+      <w:start w:val="1"/>
+      <w:numFmt w:val="lowerLetter"/>
+      <w:lvlText w:val="%8."/>
+      <w:lvlJc w:val="left"/>
+      <w:pPr>
+        <w:ind w:left="5760" w:hanging="360"/>
+      </w:pPr>
+    </w:lvl>
+    <w:lvl w:ilvl="8" w:tplc="4009001B" w:tentative="1">
+      <w:start w:val="1"/>
+      <w:numFmt w:val="lowerRoman"/>
+      <w:lvlText w:val="%9."/>
+      <w:lvlJc w:val="right"/>
+      <w:pPr>
+        <w:ind w:left="6480" w:hanging="180"/>
+      </w:pPr>
+    </w:lvl>
+  </w:abstractNum>
+  <w:num w:numId="1" w16cid:durableId="1196117315">
+    <w:abstractNumId w:val="1"/>
+  </w:num>
+  <w:num w:numId="2" w16cid:durableId="804271747">
+    <w:abstractNumId w:val="0"/>
+  </w:num>
+</w:numbering>
 </file>
 
 <file path=word/styles.xml><?xml version="1.0" encoding="utf-8"?>
@@ -675,7 +2169,6 @@
   <w:style w:type="character" w:default="1" w:styleId="DefaultParagraphFont">
     <w:name w:val="Default Paragraph Font"/>
     <w:uiPriority w:val="1"/>
-    <w:semiHidden/>
     <w:unhideWhenUsed/>
   </w:style>
   <w:style w:type="table" w:default="1" w:styleId="TableNormal">

--- a/FSD MERN - Data Structures and Algorithms MARCH 2026 batch 1/FSD MERN - Data Structures and Algorithms - Day 1 - 21-03-2026.docx
+++ b/FSD MERN - Data Structures and Algorithms MARCH 2026 batch 1/FSD MERN - Data Structures and Algorithms - Day 1 - 21-03-2026.docx
@@ -1321,6 +1321,84 @@
           <w:sz w:val="28"/>
           <w:szCs w:val="28"/>
         </w:rPr>
+        <w:t>let num1</w:t>
+      </w:r>
+      <w:proofErr w:type="gramStart"/>
+      <w:r>
+        <w:rPr>
+          <w:sz w:val="28"/>
+          <w:szCs w:val="28"/>
+        </w:rPr>
+        <w:t>=[];</w:t>
+      </w:r>
+      <w:proofErr w:type="gramEnd"/>
+    </w:p>
+    <w:p>
+      <w:pPr>
+        <w:pStyle w:val="ListParagraph"/>
+        <w:rPr>
+          <w:sz w:val="28"/>
+          <w:szCs w:val="28"/>
+        </w:rPr>
+      </w:pPr>
+      <w:r>
+        <w:rPr>
+          <w:sz w:val="28"/>
+          <w:szCs w:val="28"/>
+        </w:rPr>
+        <w:t>let num2</w:t>
+      </w:r>
+      <w:proofErr w:type="gramStart"/>
+      <w:r>
+        <w:rPr>
+          <w:sz w:val="28"/>
+          <w:szCs w:val="28"/>
+          <w:highlight w:val="yellow"/>
+        </w:rPr>
+        <w:t>=[</w:t>
+      </w:r>
+      <w:proofErr w:type="gramEnd"/>
+      <w:r>
+        <w:rPr>
+          <w:sz w:val="28"/>
+          <w:szCs w:val="28"/>
+          <w:highlight w:val="yellow"/>
+        </w:rPr>
+        <w:t>100,200,300,400,500</w:t>
+      </w:r>
+      <w:proofErr w:type="gramStart"/>
+      <w:r>
+        <w:rPr>
+          <w:sz w:val="28"/>
+          <w:szCs w:val="28"/>
+          <w:highlight w:val="yellow"/>
+        </w:rPr>
+        <w:t>];</w:t>
+      </w:r>
+      <w:proofErr w:type="gramEnd"/>
+    </w:p>
+    <w:p>
+      <w:pPr>
+        <w:pStyle w:val="ListParagraph"/>
+        <w:rPr>
+          <w:sz w:val="28"/>
+          <w:szCs w:val="28"/>
+        </w:rPr>
+      </w:pPr>
+    </w:p>
+    <w:p>
+      <w:pPr>
+        <w:pStyle w:val="ListParagraph"/>
+        <w:rPr>
+          <w:sz w:val="28"/>
+          <w:szCs w:val="28"/>
+        </w:rPr>
+      </w:pPr>
+      <w:r>
+        <w:rPr>
+          <w:sz w:val="28"/>
+          <w:szCs w:val="28"/>
+        </w:rPr>
         <w:t xml:space="preserve">Creating using new keyword. </w:t>
       </w:r>
     </w:p>
@@ -1332,10 +1410,3763 @@
           <w:szCs w:val="28"/>
         </w:rPr>
       </w:pPr>
-    </w:p>
-    <w:p>
-      <w:pPr>
-        <w:pStyle w:val="ListParagraph"/>
+      <w:r>
+        <w:rPr>
+          <w:sz w:val="28"/>
+          <w:szCs w:val="28"/>
+        </w:rPr>
+        <w:t xml:space="preserve">let num3 = new </w:t>
+      </w:r>
+      <w:proofErr w:type="gramStart"/>
+      <w:r>
+        <w:rPr>
+          <w:sz w:val="28"/>
+          <w:szCs w:val="28"/>
+        </w:rPr>
+        <w:t>Array();</w:t>
+      </w:r>
+      <w:proofErr w:type="gramEnd"/>
+    </w:p>
+    <w:p>
+      <w:pPr>
+        <w:pStyle w:val="ListParagraph"/>
+        <w:rPr>
+          <w:sz w:val="28"/>
+          <w:szCs w:val="28"/>
+        </w:rPr>
+      </w:pPr>
+      <w:proofErr w:type="gramStart"/>
+      <w:r>
+        <w:rPr>
+          <w:sz w:val="28"/>
+          <w:szCs w:val="28"/>
+        </w:rPr>
+        <w:t>let  num</w:t>
+      </w:r>
+      <w:proofErr w:type="gramEnd"/>
+      <w:r>
+        <w:rPr>
+          <w:sz w:val="28"/>
+          <w:szCs w:val="28"/>
+        </w:rPr>
+        <w:t xml:space="preserve">4 = </w:t>
+      </w:r>
+      <w:r>
+        <w:rPr>
+          <w:sz w:val="28"/>
+          <w:szCs w:val="28"/>
+          <w:highlight w:val="yellow"/>
+        </w:rPr>
+        <w:t xml:space="preserve">new </w:t>
+      </w:r>
+      <w:proofErr w:type="gramStart"/>
+      <w:r>
+        <w:rPr>
+          <w:sz w:val="28"/>
+          <w:szCs w:val="28"/>
+          <w:highlight w:val="yellow"/>
+        </w:rPr>
+        <w:t>Array(</w:t>
+      </w:r>
+      <w:proofErr w:type="gramEnd"/>
+      <w:r>
+        <w:rPr>
+          <w:sz w:val="28"/>
+          <w:szCs w:val="28"/>
+        </w:rPr>
+        <w:t>100,200,300,400,500</w:t>
+      </w:r>
+      <w:proofErr w:type="gramStart"/>
+      <w:r>
+        <w:rPr>
+          <w:sz w:val="28"/>
+          <w:szCs w:val="28"/>
+        </w:rPr>
+        <w:t>);</w:t>
+      </w:r>
+      <w:proofErr w:type="gramEnd"/>
+    </w:p>
+    <w:p>
+      <w:pPr>
+        <w:pStyle w:val="ListParagraph"/>
+        <w:rPr>
+          <w:sz w:val="28"/>
+          <w:szCs w:val="28"/>
+        </w:rPr>
+      </w:pPr>
+    </w:p>
+    <w:p>
+      <w:pPr>
+        <w:pStyle w:val="ListParagraph"/>
+        <w:rPr>
+          <w:sz w:val="28"/>
+          <w:szCs w:val="28"/>
+        </w:rPr>
+      </w:pPr>
+    </w:p>
+    <w:p>
+      <w:pPr>
+        <w:pStyle w:val="ListParagraph"/>
+        <w:rPr>
+          <w:sz w:val="28"/>
+          <w:szCs w:val="28"/>
+        </w:rPr>
+      </w:pPr>
+    </w:p>
+    <w:p>
+      <w:pPr>
+        <w:pStyle w:val="ListParagraph"/>
+        <w:rPr>
+          <w:sz w:val="28"/>
+          <w:szCs w:val="28"/>
+        </w:rPr>
+      </w:pPr>
+    </w:p>
+    <w:p>
+      <w:pPr>
+        <w:pStyle w:val="ListParagraph"/>
+        <w:rPr>
+          <w:sz w:val="28"/>
+          <w:szCs w:val="28"/>
+        </w:rPr>
+      </w:pPr>
+    </w:p>
+    <w:p>
+      <w:pPr>
+        <w:pStyle w:val="ListParagraph"/>
+        <w:rPr>
+          <w:sz w:val="28"/>
+          <w:szCs w:val="28"/>
+        </w:rPr>
+      </w:pPr>
+    </w:p>
+    <w:p>
+      <w:pPr>
+        <w:pStyle w:val="ListParagraph"/>
+        <w:rPr>
+          <w:sz w:val="28"/>
+          <w:szCs w:val="28"/>
+        </w:rPr>
+      </w:pPr>
+    </w:p>
+    <w:p>
+      <w:pPr>
+        <w:pStyle w:val="ListParagraph"/>
+        <w:rPr>
+          <w:sz w:val="28"/>
+          <w:szCs w:val="28"/>
+        </w:rPr>
+      </w:pPr>
+    </w:p>
+    <w:p>
+      <w:pPr>
+        <w:pStyle w:val="ListParagraph"/>
+        <w:rPr>
+          <w:sz w:val="28"/>
+          <w:szCs w:val="28"/>
+        </w:rPr>
+      </w:pPr>
+    </w:p>
+    <w:p>
+      <w:pPr>
+        <w:pStyle w:val="ListParagraph"/>
+        <w:rPr>
+          <w:sz w:val="28"/>
+          <w:szCs w:val="28"/>
+        </w:rPr>
+      </w:pPr>
+    </w:p>
+    <w:p>
+      <w:pPr>
+        <w:rPr>
+          <w:sz w:val="28"/>
+          <w:szCs w:val="28"/>
+        </w:rPr>
+      </w:pPr>
+      <w:r>
+        <w:rPr>
+          <w:sz w:val="28"/>
+          <w:szCs w:val="28"/>
+          <w:highlight w:val="yellow"/>
+        </w:rPr>
+        <w:lastRenderedPageBreak/>
+        <w:t>Algorithms</w:t>
+      </w:r>
+      <w:r>
+        <w:rPr>
+          <w:sz w:val="28"/>
+          <w:szCs w:val="28"/>
+        </w:rPr>
+        <w:t>:</w:t>
+      </w:r>
+    </w:p>
+    <w:p>
+      <w:pPr>
+        <w:rPr>
+          <w:sz w:val="28"/>
+          <w:szCs w:val="28"/>
+        </w:rPr>
+      </w:pPr>
+      <w:r>
+        <w:rPr>
+          <w:sz w:val="28"/>
+          <w:szCs w:val="28"/>
+        </w:rPr>
+        <w:t xml:space="preserve">An </w:t>
+      </w:r>
+      <w:proofErr w:type="gramStart"/>
+      <w:r>
+        <w:rPr>
+          <w:sz w:val="28"/>
+          <w:szCs w:val="28"/>
+        </w:rPr>
+        <w:t>algorithms</w:t>
+      </w:r>
+      <w:proofErr w:type="gramEnd"/>
+      <w:r>
+        <w:rPr>
+          <w:sz w:val="28"/>
+          <w:szCs w:val="28"/>
+        </w:rPr>
+        <w:t xml:space="preserve"> is a </w:t>
+      </w:r>
+      <w:proofErr w:type="gramStart"/>
+      <w:r>
+        <w:rPr>
+          <w:sz w:val="28"/>
+          <w:szCs w:val="28"/>
+        </w:rPr>
+        <w:t>step by step</w:t>
+      </w:r>
+      <w:proofErr w:type="gramEnd"/>
+      <w:r>
+        <w:rPr>
+          <w:sz w:val="28"/>
+          <w:szCs w:val="28"/>
+        </w:rPr>
+        <w:t xml:space="preserve"> procedure or set of rules which help to solve the problem statements or perform a specific task. </w:t>
+      </w:r>
+    </w:p>
+    <w:p>
+      <w:pPr>
+        <w:rPr>
+          <w:sz w:val="28"/>
+          <w:szCs w:val="28"/>
+        </w:rPr>
+      </w:pPr>
+    </w:p>
+    <w:p>
+      <w:pPr>
+        <w:rPr>
+          <w:sz w:val="28"/>
+          <w:szCs w:val="28"/>
+        </w:rPr>
+      </w:pPr>
+    </w:p>
+    <w:p>
+      <w:pPr>
+        <w:rPr>
+          <w:sz w:val="28"/>
+          <w:szCs w:val="28"/>
+        </w:rPr>
+      </w:pPr>
+    </w:p>
+    <w:p>
+      <w:pPr>
+        <w:rPr>
+          <w:sz w:val="28"/>
+          <w:szCs w:val="28"/>
+        </w:rPr>
+      </w:pPr>
+      <w:r>
+        <w:rPr>
+          <w:sz w:val="28"/>
+          <w:szCs w:val="28"/>
+        </w:rPr>
+        <w:t xml:space="preserve">Step </w:t>
+      </w:r>
+    </w:p>
+    <w:p>
+      <w:pPr>
+        <w:pStyle w:val="ListParagraph"/>
+        <w:numPr>
+          <w:ilvl w:val="0"/>
+          <w:numId w:val="3"/>
+        </w:numPr>
+        <w:rPr>
+          <w:sz w:val="28"/>
+          <w:szCs w:val="28"/>
+        </w:rPr>
+      </w:pPr>
+      <w:r>
+        <w:rPr>
+          <w:sz w:val="28"/>
+          <w:szCs w:val="28"/>
+        </w:rPr>
+        <w:t xml:space="preserve">Input </w:t>
+      </w:r>
+      <w:r>
+        <w:rPr>
+          <w:sz w:val="28"/>
+          <w:szCs w:val="28"/>
+        </w:rPr>
+        <w:tab/>
+        <w:t xml:space="preserve">: initialization, taking the value through keyboard, </w:t>
+      </w:r>
+    </w:p>
+    <w:p>
+      <w:pPr>
+        <w:ind w:left="720"/>
+        <w:rPr>
+          <w:sz w:val="28"/>
+          <w:szCs w:val="28"/>
+        </w:rPr>
+      </w:pPr>
+      <w:r>
+        <w:rPr>
+          <w:sz w:val="28"/>
+          <w:szCs w:val="28"/>
+        </w:rPr>
+        <w:t xml:space="preserve">Taking the value through files or database or network. </w:t>
+      </w:r>
+    </w:p>
+    <w:p>
+      <w:pPr>
+        <w:pStyle w:val="ListParagraph"/>
+        <w:numPr>
+          <w:ilvl w:val="0"/>
+          <w:numId w:val="3"/>
+        </w:numPr>
+        <w:rPr>
+          <w:sz w:val="28"/>
+          <w:szCs w:val="28"/>
+        </w:rPr>
+      </w:pPr>
+      <w:r>
+        <w:rPr>
+          <w:sz w:val="28"/>
+          <w:szCs w:val="28"/>
+        </w:rPr>
+        <w:t xml:space="preserve">Process </w:t>
+      </w:r>
+    </w:p>
+    <w:p>
+      <w:pPr>
+        <w:pStyle w:val="ListParagraph"/>
+        <w:ind w:left="1440"/>
+        <w:rPr>
+          <w:sz w:val="28"/>
+          <w:szCs w:val="28"/>
+        </w:rPr>
+      </w:pPr>
+      <w:r>
+        <w:rPr>
+          <w:sz w:val="28"/>
+          <w:szCs w:val="28"/>
+        </w:rPr>
+        <w:t xml:space="preserve">Apply some business logic. </w:t>
+      </w:r>
+    </w:p>
+    <w:p>
+      <w:pPr>
+        <w:pStyle w:val="ListParagraph"/>
+        <w:numPr>
+          <w:ilvl w:val="0"/>
+          <w:numId w:val="3"/>
+        </w:numPr>
+        <w:rPr>
+          <w:sz w:val="28"/>
+          <w:szCs w:val="28"/>
+        </w:rPr>
+      </w:pPr>
+      <w:r>
+        <w:rPr>
+          <w:sz w:val="28"/>
+          <w:szCs w:val="28"/>
+        </w:rPr>
+        <w:t xml:space="preserve">Output </w:t>
+      </w:r>
+    </w:p>
+    <w:p>
+      <w:pPr>
+        <w:pStyle w:val="ListParagraph"/>
+        <w:ind w:left="1440"/>
+        <w:rPr>
+          <w:sz w:val="28"/>
+          <w:szCs w:val="28"/>
+        </w:rPr>
+      </w:pPr>
+      <w:r>
+        <w:rPr>
+          <w:sz w:val="28"/>
+          <w:szCs w:val="28"/>
+        </w:rPr>
+        <w:t xml:space="preserve">Display output on console, browser, store in file or database or send through network. </w:t>
+      </w:r>
+    </w:p>
+    <w:p>
+      <w:pPr>
+        <w:pStyle w:val="ListParagraph"/>
+        <w:ind w:left="1440"/>
+        <w:rPr>
+          <w:sz w:val="28"/>
+          <w:szCs w:val="28"/>
+        </w:rPr>
+      </w:pPr>
+    </w:p>
+    <w:p>
+      <w:pPr>
+        <w:rPr>
+          <w:sz w:val="28"/>
+          <w:szCs w:val="28"/>
+        </w:rPr>
+      </w:pPr>
+      <w:r>
+        <w:rPr>
+          <w:sz w:val="28"/>
+          <w:szCs w:val="28"/>
+        </w:rPr>
+        <w:t xml:space="preserve"> </w:t>
+      </w:r>
+    </w:p>
+    <w:p>
+      <w:pPr>
+        <w:rPr>
+          <w:sz w:val="28"/>
+          <w:szCs w:val="28"/>
+        </w:rPr>
+      </w:pPr>
+    </w:p>
+    <w:p>
+      <w:pPr>
+        <w:rPr>
+          <w:sz w:val="28"/>
+          <w:szCs w:val="28"/>
+        </w:rPr>
+      </w:pPr>
+    </w:p>
+    <w:p>
+      <w:pPr>
+        <w:rPr>
+          <w:sz w:val="28"/>
+          <w:szCs w:val="28"/>
+        </w:rPr>
+      </w:pPr>
+    </w:p>
+    <w:p>
+      <w:pPr>
+        <w:rPr>
+          <w:sz w:val="28"/>
+          <w:szCs w:val="28"/>
+        </w:rPr>
+      </w:pPr>
+    </w:p>
+    <w:p>
+      <w:pPr>
+        <w:rPr>
+          <w:sz w:val="28"/>
+          <w:szCs w:val="28"/>
+        </w:rPr>
+      </w:pPr>
+    </w:p>
+    <w:p>
+      <w:pPr>
+        <w:rPr>
+          <w:sz w:val="28"/>
+          <w:szCs w:val="28"/>
+        </w:rPr>
+      </w:pPr>
+    </w:p>
+    <w:p>
+      <w:pPr>
+        <w:rPr>
+          <w:sz w:val="28"/>
+          <w:szCs w:val="28"/>
+        </w:rPr>
+      </w:pPr>
+    </w:p>
+    <w:p>
+      <w:pPr>
+        <w:rPr>
+          <w:sz w:val="28"/>
+          <w:szCs w:val="28"/>
+        </w:rPr>
+      </w:pPr>
+    </w:p>
+    <w:p>
+      <w:pPr>
+        <w:rPr>
+          <w:sz w:val="28"/>
+          <w:szCs w:val="28"/>
+        </w:rPr>
+      </w:pPr>
+    </w:p>
+    <w:p>
+      <w:pPr>
+        <w:rPr>
+          <w:sz w:val="28"/>
+          <w:szCs w:val="28"/>
+        </w:rPr>
+      </w:pPr>
+    </w:p>
+    <w:p>
+      <w:pPr>
+        <w:rPr>
+          <w:sz w:val="28"/>
+          <w:szCs w:val="28"/>
+        </w:rPr>
+      </w:pPr>
+    </w:p>
+    <w:p>
+      <w:pPr>
+        <w:rPr>
+          <w:sz w:val="28"/>
+          <w:szCs w:val="28"/>
+        </w:rPr>
+      </w:pPr>
+    </w:p>
+    <w:p>
+      <w:pPr>
+        <w:rPr>
+          <w:sz w:val="28"/>
+          <w:szCs w:val="28"/>
+        </w:rPr>
+      </w:pPr>
+      <w:r>
+        <w:rPr>
+          <w:sz w:val="28"/>
+          <w:szCs w:val="28"/>
+        </w:rPr>
+        <w:t xml:space="preserve">Write the algorithm to do sum of two numbers. </w:t>
+      </w:r>
+    </w:p>
+    <w:p>
+      <w:pPr>
+        <w:pStyle w:val="ListParagraph"/>
+        <w:numPr>
+          <w:ilvl w:val="0"/>
+          <w:numId w:val="4"/>
+        </w:numPr>
+        <w:rPr>
+          <w:sz w:val="28"/>
+          <w:szCs w:val="28"/>
+        </w:rPr>
+      </w:pPr>
+      <w:r>
+        <w:rPr>
+          <w:sz w:val="28"/>
+          <w:szCs w:val="28"/>
+        </w:rPr>
+        <w:t xml:space="preserve">Start </w:t>
+      </w:r>
+    </w:p>
+    <w:p>
+      <w:pPr>
+        <w:pStyle w:val="ListParagraph"/>
+        <w:numPr>
+          <w:ilvl w:val="0"/>
+          <w:numId w:val="4"/>
+        </w:numPr>
+        <w:rPr>
+          <w:sz w:val="28"/>
+          <w:szCs w:val="28"/>
+        </w:rPr>
+      </w:pPr>
+      <w:r>
+        <w:rPr>
+          <w:sz w:val="28"/>
+          <w:szCs w:val="28"/>
+        </w:rPr>
+        <w:t xml:space="preserve">Take the value through keyboard or initialize </w:t>
+      </w:r>
+      <w:proofErr w:type="spellStart"/>
+      <w:r>
+        <w:rPr>
+          <w:sz w:val="28"/>
+          <w:szCs w:val="28"/>
+        </w:rPr>
+        <w:t>ie</w:t>
+      </w:r>
+      <w:proofErr w:type="spellEnd"/>
+      <w:r>
+        <w:rPr>
+          <w:sz w:val="28"/>
+          <w:szCs w:val="28"/>
+        </w:rPr>
+        <w:t xml:space="preserve"> </w:t>
+      </w:r>
+      <w:proofErr w:type="gramStart"/>
+      <w:r>
+        <w:rPr>
+          <w:sz w:val="28"/>
+          <w:szCs w:val="28"/>
+        </w:rPr>
+        <w:t>a and</w:t>
+      </w:r>
+      <w:proofErr w:type="gramEnd"/>
+      <w:r>
+        <w:rPr>
+          <w:sz w:val="28"/>
+          <w:szCs w:val="28"/>
+        </w:rPr>
+        <w:t xml:space="preserve"> b. </w:t>
+      </w:r>
+    </w:p>
+    <w:p>
+      <w:pPr>
+        <w:pStyle w:val="ListParagraph"/>
+        <w:numPr>
+          <w:ilvl w:val="0"/>
+          <w:numId w:val="4"/>
+        </w:numPr>
+        <w:rPr>
+          <w:sz w:val="28"/>
+          <w:szCs w:val="28"/>
+        </w:rPr>
+      </w:pPr>
+      <w:r>
+        <w:rPr>
+          <w:sz w:val="28"/>
+          <w:szCs w:val="28"/>
+        </w:rPr>
+        <w:t xml:space="preserve">Compute sum = </w:t>
+      </w:r>
+      <w:proofErr w:type="spellStart"/>
+      <w:r>
+        <w:rPr>
+          <w:sz w:val="28"/>
+          <w:szCs w:val="28"/>
+        </w:rPr>
+        <w:t>a+b</w:t>
+      </w:r>
+      <w:proofErr w:type="spellEnd"/>
+    </w:p>
+    <w:p>
+      <w:pPr>
+        <w:pStyle w:val="ListParagraph"/>
+        <w:numPr>
+          <w:ilvl w:val="0"/>
+          <w:numId w:val="4"/>
+        </w:numPr>
+        <w:rPr>
+          <w:sz w:val="28"/>
+          <w:szCs w:val="28"/>
+        </w:rPr>
+      </w:pPr>
+      <w:r>
+        <w:rPr>
+          <w:sz w:val="28"/>
+          <w:szCs w:val="28"/>
+        </w:rPr>
+        <w:t xml:space="preserve">display or write sum </w:t>
+      </w:r>
+    </w:p>
+    <w:p>
+      <w:pPr>
+        <w:pStyle w:val="ListParagraph"/>
+        <w:numPr>
+          <w:ilvl w:val="0"/>
+          <w:numId w:val="4"/>
+        </w:numPr>
+        <w:rPr>
+          <w:sz w:val="28"/>
+          <w:szCs w:val="28"/>
+        </w:rPr>
+      </w:pPr>
+      <w:r>
+        <w:rPr>
+          <w:sz w:val="28"/>
+          <w:szCs w:val="28"/>
+        </w:rPr>
+        <w:t xml:space="preserve">stop </w:t>
+      </w:r>
+    </w:p>
+    <w:p>
+      <w:pPr>
+        <w:rPr>
+          <w:sz w:val="28"/>
+          <w:szCs w:val="28"/>
+        </w:rPr>
+      </w:pPr>
+      <w:r>
+        <w:rPr>
+          <w:sz w:val="28"/>
+          <w:szCs w:val="28"/>
+        </w:rPr>
+        <w:t>function add(</w:t>
+      </w:r>
+      <w:proofErr w:type="spellStart"/>
+      <w:proofErr w:type="gramStart"/>
+      <w:r>
+        <w:rPr>
+          <w:sz w:val="28"/>
+          <w:szCs w:val="28"/>
+        </w:rPr>
+        <w:t>a,b</w:t>
+      </w:r>
+      <w:proofErr w:type="spellEnd"/>
+      <w:proofErr w:type="gramEnd"/>
+      <w:r>
+        <w:rPr>
+          <w:sz w:val="28"/>
+          <w:szCs w:val="28"/>
+        </w:rPr>
+        <w:t>) {</w:t>
+      </w:r>
+    </w:p>
+    <w:p>
+      <w:pPr>
+        <w:rPr>
+          <w:sz w:val="28"/>
+          <w:szCs w:val="28"/>
+        </w:rPr>
+      </w:pPr>
+      <w:r>
+        <w:rPr>
+          <w:sz w:val="28"/>
+          <w:szCs w:val="28"/>
+        </w:rPr>
+        <w:t xml:space="preserve">let sum = </w:t>
+      </w:r>
+      <w:proofErr w:type="spellStart"/>
+      <w:r>
+        <w:rPr>
+          <w:sz w:val="28"/>
+          <w:szCs w:val="28"/>
+        </w:rPr>
+        <w:t>a+_</w:t>
+      </w:r>
+      <w:proofErr w:type="gramStart"/>
+      <w:r>
+        <w:rPr>
+          <w:sz w:val="28"/>
+          <w:szCs w:val="28"/>
+        </w:rPr>
+        <w:t>b</w:t>
+      </w:r>
+      <w:proofErr w:type="spellEnd"/>
+      <w:r>
+        <w:rPr>
+          <w:sz w:val="28"/>
+          <w:szCs w:val="28"/>
+        </w:rPr>
+        <w:t>;</w:t>
+      </w:r>
+      <w:proofErr w:type="gramEnd"/>
+    </w:p>
+    <w:p>
+      <w:pPr>
+        <w:rPr>
+          <w:sz w:val="28"/>
+          <w:szCs w:val="28"/>
+        </w:rPr>
+      </w:pPr>
+      <w:r>
+        <w:rPr>
+          <w:sz w:val="28"/>
+          <w:szCs w:val="28"/>
+        </w:rPr>
+        <w:t xml:space="preserve">return </w:t>
+      </w:r>
+      <w:proofErr w:type="gramStart"/>
+      <w:r>
+        <w:rPr>
+          <w:sz w:val="28"/>
+          <w:szCs w:val="28"/>
+        </w:rPr>
+        <w:t>sum;</w:t>
+      </w:r>
+      <w:proofErr w:type="gramEnd"/>
+    </w:p>
+    <w:p>
+      <w:pPr>
+        <w:rPr>
+          <w:sz w:val="28"/>
+          <w:szCs w:val="28"/>
+        </w:rPr>
+      </w:pPr>
+      <w:r>
+        <w:rPr>
+          <w:sz w:val="28"/>
+          <w:szCs w:val="28"/>
+        </w:rPr>
+        <w:t>}</w:t>
+      </w:r>
+    </w:p>
+    <w:p>
+      <w:pPr>
+        <w:rPr>
+          <w:sz w:val="28"/>
+          <w:szCs w:val="28"/>
+        </w:rPr>
+      </w:pPr>
+      <w:r>
+        <w:rPr>
+          <w:sz w:val="28"/>
+          <w:szCs w:val="28"/>
+        </w:rPr>
+        <w:t xml:space="preserve">let result = </w:t>
+      </w:r>
+      <w:proofErr w:type="gramStart"/>
+      <w:r>
+        <w:rPr>
+          <w:sz w:val="28"/>
+          <w:szCs w:val="28"/>
+        </w:rPr>
+        <w:t>add(</w:t>
+      </w:r>
+      <w:proofErr w:type="gramEnd"/>
+      <w:r>
+        <w:rPr>
+          <w:sz w:val="28"/>
+          <w:szCs w:val="28"/>
+        </w:rPr>
+        <w:t>100,200</w:t>
+      </w:r>
+      <w:proofErr w:type="gramStart"/>
+      <w:r>
+        <w:rPr>
+          <w:sz w:val="28"/>
+          <w:szCs w:val="28"/>
+        </w:rPr>
+        <w:t>);</w:t>
+      </w:r>
+      <w:proofErr w:type="gramEnd"/>
+    </w:p>
+    <w:p>
+      <w:pPr>
+        <w:rPr>
+          <w:sz w:val="28"/>
+          <w:szCs w:val="28"/>
+        </w:rPr>
+      </w:pPr>
+      <w:r>
+        <w:rPr>
+          <w:sz w:val="28"/>
+          <w:szCs w:val="28"/>
+        </w:rPr>
+        <w:t>console.log(result</w:t>
+      </w:r>
+      <w:proofErr w:type="gramStart"/>
+      <w:r>
+        <w:rPr>
+          <w:sz w:val="28"/>
+          <w:szCs w:val="28"/>
+        </w:rPr>
+        <w:t>);</w:t>
+      </w:r>
+      <w:proofErr w:type="gramEnd"/>
+    </w:p>
+    <w:p>
+      <w:pPr>
+        <w:rPr>
+          <w:sz w:val="28"/>
+          <w:szCs w:val="28"/>
+        </w:rPr>
+      </w:pPr>
+    </w:p>
+    <w:p>
+      <w:pPr>
+        <w:rPr>
+          <w:sz w:val="28"/>
+          <w:szCs w:val="28"/>
+        </w:rPr>
+      </w:pPr>
+      <w:r>
+        <w:rPr>
+          <w:sz w:val="28"/>
+          <w:szCs w:val="28"/>
+        </w:rPr>
+        <w:t xml:space="preserve">let </w:t>
+      </w:r>
+      <w:proofErr w:type="spellStart"/>
+      <w:r>
+        <w:rPr>
+          <w:sz w:val="28"/>
+          <w:szCs w:val="28"/>
+        </w:rPr>
+        <w:t>num</w:t>
+      </w:r>
+      <w:proofErr w:type="spellEnd"/>
+      <w:r>
+        <w:rPr>
+          <w:sz w:val="28"/>
+          <w:szCs w:val="28"/>
+        </w:rPr>
+        <w:t xml:space="preserve"> = [100,30,2,70,50,600</w:t>
+      </w:r>
+      <w:proofErr w:type="gramStart"/>
+      <w:r>
+        <w:rPr>
+          <w:sz w:val="28"/>
+          <w:szCs w:val="28"/>
+        </w:rPr>
+        <w:t>];</w:t>
+      </w:r>
+      <w:proofErr w:type="gramEnd"/>
+    </w:p>
+    <w:p>
+      <w:pPr>
+        <w:rPr>
+          <w:sz w:val="28"/>
+          <w:szCs w:val="28"/>
+        </w:rPr>
+      </w:pPr>
+      <w:r>
+        <w:rPr>
+          <w:sz w:val="28"/>
+          <w:szCs w:val="28"/>
+        </w:rPr>
+        <w:t xml:space="preserve">let </w:t>
+      </w:r>
+      <w:proofErr w:type="spellStart"/>
+      <w:r>
+        <w:rPr>
+          <w:sz w:val="28"/>
+          <w:szCs w:val="28"/>
+        </w:rPr>
+        <w:t>num</w:t>
+      </w:r>
+      <w:proofErr w:type="spellEnd"/>
+      <w:r>
+        <w:rPr>
+          <w:sz w:val="28"/>
+          <w:szCs w:val="28"/>
+        </w:rPr>
+        <w:t xml:space="preserve"> = [</w:t>
+      </w:r>
+      <w:r>
+        <w:rPr>
+          <w:sz w:val="28"/>
+          <w:szCs w:val="28"/>
+        </w:rPr>
+        <w:t>2,30,50,70,100,600</w:t>
+      </w:r>
+      <w:proofErr w:type="gramStart"/>
+      <w:r>
+        <w:rPr>
+          <w:sz w:val="28"/>
+          <w:szCs w:val="28"/>
+        </w:rPr>
+        <w:t>]</w:t>
+      </w:r>
+      <w:r>
+        <w:rPr>
+          <w:sz w:val="28"/>
+          <w:szCs w:val="28"/>
+        </w:rPr>
+        <w:t>;</w:t>
+      </w:r>
+      <w:proofErr w:type="gramEnd"/>
+    </w:p>
+    <w:p>
+      <w:pPr>
+        <w:rPr>
+          <w:sz w:val="28"/>
+          <w:szCs w:val="28"/>
+        </w:rPr>
+      </w:pPr>
+      <w:r>
+        <w:rPr>
+          <w:sz w:val="28"/>
+          <w:szCs w:val="28"/>
+        </w:rPr>
+        <w:t>let key=</w:t>
+      </w:r>
+      <w:proofErr w:type="gramStart"/>
+      <w:r>
+        <w:rPr>
+          <w:sz w:val="28"/>
+          <w:szCs w:val="28"/>
+        </w:rPr>
+        <w:t>2;</w:t>
+      </w:r>
+      <w:proofErr w:type="gramEnd"/>
+    </w:p>
+    <w:p>
+      <w:pPr>
+        <w:rPr>
+          <w:sz w:val="28"/>
+          <w:szCs w:val="28"/>
+        </w:rPr>
+      </w:pPr>
+      <w:proofErr w:type="gramStart"/>
+      <w:r>
+        <w:rPr>
+          <w:sz w:val="28"/>
+          <w:szCs w:val="28"/>
+        </w:rPr>
+        <w:t>for(</w:t>
+      </w:r>
+      <w:proofErr w:type="gramEnd"/>
+      <w:r>
+        <w:rPr>
+          <w:sz w:val="28"/>
+          <w:szCs w:val="28"/>
+        </w:rPr>
+        <w:t xml:space="preserve">let </w:t>
+      </w:r>
+      <w:proofErr w:type="spellStart"/>
+      <w:r>
+        <w:rPr>
+          <w:sz w:val="28"/>
+          <w:szCs w:val="28"/>
+        </w:rPr>
+        <w:t>i</w:t>
+      </w:r>
+      <w:proofErr w:type="spellEnd"/>
+      <w:r>
+        <w:rPr>
+          <w:sz w:val="28"/>
+          <w:szCs w:val="28"/>
+        </w:rPr>
+        <w:t>=</w:t>
+      </w:r>
+      <w:proofErr w:type="gramStart"/>
+      <w:r>
+        <w:rPr>
+          <w:sz w:val="28"/>
+          <w:szCs w:val="28"/>
+        </w:rPr>
+        <w:t>0;i</w:t>
+      </w:r>
+      <w:proofErr w:type="gramEnd"/>
+      <w:r>
+        <w:rPr>
+          <w:sz w:val="28"/>
+          <w:szCs w:val="28"/>
+        </w:rPr>
+        <w:t>&lt;</w:t>
+      </w:r>
+      <w:proofErr w:type="spellStart"/>
+      <w:proofErr w:type="gramStart"/>
+      <w:r>
+        <w:rPr>
+          <w:sz w:val="28"/>
+          <w:szCs w:val="28"/>
+        </w:rPr>
+        <w:t>num.length</w:t>
+      </w:r>
+      <w:proofErr w:type="gramEnd"/>
+      <w:r>
+        <w:rPr>
+          <w:sz w:val="28"/>
+          <w:szCs w:val="28"/>
+        </w:rPr>
+        <w:t>;i</w:t>
+      </w:r>
+      <w:proofErr w:type="spellEnd"/>
+      <w:r>
+        <w:rPr>
+          <w:sz w:val="28"/>
+          <w:szCs w:val="28"/>
+        </w:rPr>
+        <w:t>++) {</w:t>
+      </w:r>
+    </w:p>
+    <w:p>
+      <w:pPr>
+        <w:rPr>
+          <w:sz w:val="28"/>
+          <w:szCs w:val="28"/>
+        </w:rPr>
+      </w:pPr>
+      <w:r>
+        <w:rPr>
+          <w:sz w:val="28"/>
+          <w:szCs w:val="28"/>
+        </w:rPr>
+        <w:tab/>
+        <w:t>if(</w:t>
+      </w:r>
+      <w:proofErr w:type="spellStart"/>
+      <w:r>
+        <w:rPr>
+          <w:sz w:val="28"/>
+          <w:szCs w:val="28"/>
+        </w:rPr>
+        <w:t>num</w:t>
+      </w:r>
+      <w:proofErr w:type="spellEnd"/>
+      <w:r>
+        <w:rPr>
+          <w:sz w:val="28"/>
+          <w:szCs w:val="28"/>
+        </w:rPr>
+        <w:t>[</w:t>
+      </w:r>
+      <w:proofErr w:type="spellStart"/>
+      <w:r>
+        <w:rPr>
+          <w:sz w:val="28"/>
+          <w:szCs w:val="28"/>
+        </w:rPr>
+        <w:t>i</w:t>
+      </w:r>
+      <w:proofErr w:type="spellEnd"/>
+      <w:r>
+        <w:rPr>
+          <w:sz w:val="28"/>
+          <w:szCs w:val="28"/>
+        </w:rPr>
+        <w:t>]==</w:t>
+      </w:r>
+      <w:proofErr w:type="gramStart"/>
+      <w:r>
+        <w:rPr>
+          <w:sz w:val="28"/>
+          <w:szCs w:val="28"/>
+        </w:rPr>
+        <w:t>key){</w:t>
+      </w:r>
+      <w:proofErr w:type="gramEnd"/>
+    </w:p>
+    <w:p>
+      <w:pPr>
+        <w:rPr>
+          <w:sz w:val="28"/>
+          <w:szCs w:val="28"/>
+        </w:rPr>
+      </w:pPr>
+      <w:r>
+        <w:rPr>
+          <w:sz w:val="28"/>
+          <w:szCs w:val="28"/>
+        </w:rPr>
+        <w:tab/>
+      </w:r>
+      <w:r>
+        <w:rPr>
+          <w:sz w:val="28"/>
+          <w:szCs w:val="28"/>
+        </w:rPr>
+        <w:tab/>
+        <w:t xml:space="preserve">return </w:t>
+      </w:r>
+      <w:proofErr w:type="gramStart"/>
+      <w:r>
+        <w:rPr>
+          <w:sz w:val="28"/>
+          <w:szCs w:val="28"/>
+        </w:rPr>
+        <w:t>true;</w:t>
+      </w:r>
+      <w:proofErr w:type="gramEnd"/>
+    </w:p>
+    <w:p>
+      <w:pPr>
+        <w:ind w:firstLine="720"/>
+        <w:rPr>
+          <w:sz w:val="28"/>
+          <w:szCs w:val="28"/>
+        </w:rPr>
+      </w:pPr>
+      <w:r>
+        <w:rPr>
+          <w:sz w:val="28"/>
+          <w:szCs w:val="28"/>
+        </w:rPr>
+        <w:t>}</w:t>
+      </w:r>
+    </w:p>
+    <w:p>
+      <w:pPr>
+        <w:ind w:firstLine="720"/>
+        <w:rPr>
+          <w:sz w:val="28"/>
+          <w:szCs w:val="28"/>
+        </w:rPr>
+      </w:pPr>
+      <w:r>
+        <w:rPr>
+          <w:sz w:val="28"/>
+          <w:szCs w:val="28"/>
+        </w:rPr>
+        <w:t xml:space="preserve">return </w:t>
+      </w:r>
+      <w:proofErr w:type="gramStart"/>
+      <w:r>
+        <w:rPr>
+          <w:sz w:val="28"/>
+          <w:szCs w:val="28"/>
+        </w:rPr>
+        <w:t>false;</w:t>
+      </w:r>
+      <w:proofErr w:type="gramEnd"/>
+    </w:p>
+    <w:p>
+      <w:pPr>
+        <w:rPr>
+          <w:sz w:val="28"/>
+          <w:szCs w:val="28"/>
+        </w:rPr>
+      </w:pPr>
+      <w:r>
+        <w:rPr>
+          <w:sz w:val="28"/>
+          <w:szCs w:val="28"/>
+        </w:rPr>
+        <w:t>}</w:t>
+      </w:r>
+    </w:p>
+    <w:p>
+      <w:pPr>
+        <w:rPr>
+          <w:sz w:val="28"/>
+          <w:szCs w:val="28"/>
+        </w:rPr>
+      </w:pPr>
+    </w:p>
+    <w:p>
+      <w:pPr>
+        <w:rPr>
+          <w:b/>
+          <w:bCs/>
+          <w:sz w:val="28"/>
+          <w:szCs w:val="28"/>
+        </w:rPr>
+      </w:pPr>
+    </w:p>
+    <w:p>
+      <w:pPr>
+        <w:rPr>
+          <w:b/>
+          <w:bCs/>
+          <w:sz w:val="28"/>
+          <w:szCs w:val="28"/>
+        </w:rPr>
+      </w:pPr>
+    </w:p>
+    <w:p>
+      <w:pPr>
+        <w:rPr>
+          <w:sz w:val="28"/>
+          <w:szCs w:val="28"/>
+        </w:rPr>
+      </w:pPr>
+      <w:r>
+        <w:rPr>
+          <w:sz w:val="28"/>
+          <w:szCs w:val="28"/>
+        </w:rPr>
+        <w:lastRenderedPageBreak/>
+        <w:t>Let a=</w:t>
+      </w:r>
+      <w:proofErr w:type="gramStart"/>
+      <w:r>
+        <w:rPr>
+          <w:sz w:val="28"/>
+          <w:szCs w:val="28"/>
+        </w:rPr>
+        <w:t>10;</w:t>
+      </w:r>
+      <w:proofErr w:type="gramEnd"/>
+    </w:p>
+    <w:p>
+      <w:pPr>
+        <w:rPr>
+          <w:sz w:val="28"/>
+          <w:szCs w:val="28"/>
+        </w:rPr>
+      </w:pPr>
+      <w:r>
+        <w:rPr>
+          <w:sz w:val="28"/>
+          <w:szCs w:val="28"/>
+        </w:rPr>
+        <w:t>Let b=</w:t>
+      </w:r>
+      <w:proofErr w:type="gramStart"/>
+      <w:r>
+        <w:rPr>
+          <w:sz w:val="28"/>
+          <w:szCs w:val="28"/>
+        </w:rPr>
+        <w:t>20;</w:t>
+      </w:r>
+      <w:proofErr w:type="gramEnd"/>
+    </w:p>
+    <w:p>
+      <w:pPr>
+        <w:rPr>
+          <w:sz w:val="28"/>
+          <w:szCs w:val="28"/>
+        </w:rPr>
+      </w:pPr>
+      <w:r>
+        <w:rPr>
+          <w:sz w:val="28"/>
+          <w:szCs w:val="28"/>
+        </w:rPr>
+        <w:t xml:space="preserve">let temp = </w:t>
+      </w:r>
+      <w:proofErr w:type="gramStart"/>
+      <w:r>
+        <w:rPr>
+          <w:sz w:val="28"/>
+          <w:szCs w:val="28"/>
+        </w:rPr>
+        <w:t>a;</w:t>
+      </w:r>
+      <w:proofErr w:type="gramEnd"/>
+    </w:p>
+    <w:p>
+      <w:pPr>
+        <w:rPr>
+          <w:sz w:val="28"/>
+          <w:szCs w:val="28"/>
+        </w:rPr>
+      </w:pPr>
+      <w:r>
+        <w:rPr>
+          <w:sz w:val="28"/>
+          <w:szCs w:val="28"/>
+        </w:rPr>
+        <w:t>a=</w:t>
+      </w:r>
+      <w:proofErr w:type="gramStart"/>
+      <w:r>
+        <w:rPr>
+          <w:sz w:val="28"/>
+          <w:szCs w:val="28"/>
+        </w:rPr>
+        <w:t>b;</w:t>
+      </w:r>
+      <w:proofErr w:type="gramEnd"/>
+    </w:p>
+    <w:p>
+      <w:pPr>
+        <w:rPr>
+          <w:sz w:val="28"/>
+          <w:szCs w:val="28"/>
+        </w:rPr>
+      </w:pPr>
+      <w:r>
+        <w:rPr>
+          <w:sz w:val="28"/>
+          <w:szCs w:val="28"/>
+        </w:rPr>
+        <w:t>b=</w:t>
+      </w:r>
+      <w:proofErr w:type="gramStart"/>
+      <w:r>
+        <w:rPr>
+          <w:sz w:val="28"/>
+          <w:szCs w:val="28"/>
+        </w:rPr>
+        <w:t>temp;</w:t>
+      </w:r>
+      <w:proofErr w:type="gramEnd"/>
+    </w:p>
+    <w:p>
+      <w:pPr>
+        <w:rPr>
+          <w:sz w:val="28"/>
+          <w:szCs w:val="28"/>
+        </w:rPr>
+      </w:pPr>
+    </w:p>
+    <w:p>
+      <w:pPr>
+        <w:rPr>
+          <w:b/>
+          <w:bCs/>
+          <w:sz w:val="28"/>
+          <w:szCs w:val="28"/>
+        </w:rPr>
+      </w:pPr>
+      <w:r>
+        <w:rPr>
+          <w:b/>
+          <w:bCs/>
+          <w:sz w:val="28"/>
+          <w:szCs w:val="28"/>
+        </w:rPr>
+        <w:t xml:space="preserve">Time complexity and space complexity </w:t>
+      </w:r>
+    </w:p>
+    <w:p>
+      <w:pPr>
+        <w:rPr>
+          <w:sz w:val="28"/>
+          <w:szCs w:val="28"/>
+        </w:rPr>
+      </w:pPr>
+    </w:p>
+    <w:p>
+      <w:pPr>
+        <w:rPr>
+          <w:sz w:val="28"/>
+          <w:szCs w:val="28"/>
+        </w:rPr>
+      </w:pPr>
+      <w:r>
+        <w:rPr>
+          <w:sz w:val="28"/>
+          <w:szCs w:val="28"/>
+          <w:highlight w:val="yellow"/>
+        </w:rPr>
+        <w:t>Time complexity</w:t>
+      </w:r>
+      <w:r>
+        <w:rPr>
+          <w:sz w:val="28"/>
+          <w:szCs w:val="28"/>
+        </w:rPr>
+        <w:t xml:space="preserve">: it measures how much time an algorithm takes to run the input size (n) increase. </w:t>
+      </w:r>
+    </w:p>
+    <w:p>
+      <w:pPr>
+        <w:rPr>
+          <w:sz w:val="28"/>
+          <w:szCs w:val="28"/>
+        </w:rPr>
+      </w:pPr>
+      <w:r>
+        <w:rPr>
+          <w:sz w:val="28"/>
+          <w:szCs w:val="28"/>
+        </w:rPr>
+        <w:t xml:space="preserve">It doesn’t measure actual time </w:t>
+      </w:r>
+    </w:p>
+    <w:p>
+      <w:pPr>
+        <w:rPr>
+          <w:sz w:val="28"/>
+          <w:szCs w:val="28"/>
+        </w:rPr>
+      </w:pPr>
+      <w:r>
+        <w:rPr>
+          <w:sz w:val="28"/>
+          <w:szCs w:val="28"/>
+        </w:rPr>
+        <w:t xml:space="preserve">It measures growth rate of execute base upon n values. </w:t>
+      </w:r>
+    </w:p>
+    <w:p>
+      <w:pPr>
+        <w:rPr>
+          <w:sz w:val="28"/>
+          <w:szCs w:val="28"/>
+        </w:rPr>
+      </w:pPr>
+      <w:r>
+        <w:rPr>
+          <w:sz w:val="28"/>
+          <w:szCs w:val="28"/>
+          <w:highlight w:val="yellow"/>
+        </w:rPr>
+        <w:t>Space complexity</w:t>
+      </w:r>
+      <w:r>
+        <w:rPr>
+          <w:sz w:val="28"/>
+          <w:szCs w:val="28"/>
+        </w:rPr>
+        <w:t xml:space="preserve">: measure how much extra memory an algorithm </w:t>
+      </w:r>
+      <w:proofErr w:type="gramStart"/>
+      <w:r>
+        <w:rPr>
+          <w:sz w:val="28"/>
+          <w:szCs w:val="28"/>
+        </w:rPr>
+        <w:t>use</w:t>
+      </w:r>
+      <w:proofErr w:type="gramEnd"/>
+      <w:r>
+        <w:rPr>
+          <w:sz w:val="28"/>
+          <w:szCs w:val="28"/>
+        </w:rPr>
+        <w:t xml:space="preserve"> as input size increases. </w:t>
+      </w:r>
+    </w:p>
+    <w:p>
+      <w:pPr>
+        <w:rPr>
+          <w:sz w:val="28"/>
+          <w:szCs w:val="28"/>
+        </w:rPr>
+      </w:pPr>
+    </w:p>
+    <w:p>
+      <w:pPr>
+        <w:rPr>
+          <w:sz w:val="28"/>
+          <w:szCs w:val="28"/>
+        </w:rPr>
+      </w:pPr>
+      <w:r>
+        <w:rPr>
+          <w:sz w:val="28"/>
+          <w:szCs w:val="28"/>
+        </w:rPr>
+        <w:t xml:space="preserve">Worst case </w:t>
+      </w:r>
+      <w:r>
+        <w:rPr>
+          <w:sz w:val="28"/>
+          <w:szCs w:val="28"/>
+        </w:rPr>
+        <w:tab/>
+      </w:r>
+      <w:r>
+        <w:rPr>
+          <w:sz w:val="28"/>
+          <w:szCs w:val="28"/>
+        </w:rPr>
+        <w:tab/>
+      </w:r>
+      <w:r>
+        <w:rPr>
+          <w:sz w:val="28"/>
+          <w:szCs w:val="28"/>
+        </w:rPr>
+        <w:tab/>
+      </w:r>
+      <w:r>
+        <w:rPr>
+          <w:sz w:val="28"/>
+          <w:szCs w:val="28"/>
+          <w:highlight w:val="yellow"/>
+        </w:rPr>
+        <w:t>O(Big-O)</w:t>
+      </w:r>
+      <w:r>
+        <w:rPr>
+          <w:sz w:val="28"/>
+          <w:szCs w:val="28"/>
+        </w:rPr>
+        <w:tab/>
+      </w:r>
+      <w:r>
+        <w:rPr>
+          <w:sz w:val="28"/>
+          <w:szCs w:val="28"/>
+        </w:rPr>
+        <w:tab/>
+      </w:r>
+      <w:r>
+        <w:rPr>
+          <w:sz w:val="28"/>
+          <w:szCs w:val="28"/>
+        </w:rPr>
+        <w:tab/>
+        <w:t xml:space="preserve">upper bond </w:t>
+      </w:r>
+    </w:p>
+    <w:p>
+      <w:pPr>
+        <w:rPr>
+          <w:sz w:val="28"/>
+          <w:szCs w:val="28"/>
+        </w:rPr>
+      </w:pPr>
+      <w:r>
+        <w:rPr>
+          <w:sz w:val="28"/>
+          <w:szCs w:val="28"/>
+        </w:rPr>
+        <w:t xml:space="preserve">Best case </w:t>
+      </w:r>
+      <w:r>
+        <w:rPr>
+          <w:sz w:val="28"/>
+          <w:szCs w:val="28"/>
+        </w:rPr>
+        <w:tab/>
+      </w:r>
+      <w:r>
+        <w:rPr>
+          <w:sz w:val="28"/>
+          <w:szCs w:val="28"/>
+        </w:rPr>
+        <w:tab/>
+      </w:r>
+      <w:r>
+        <w:rPr>
+          <w:sz w:val="28"/>
+          <w:szCs w:val="28"/>
+        </w:rPr>
+        <w:tab/>
+      </w:r>
+      <w:r>
+        <w:rPr>
+          <w:sz w:val="28"/>
+          <w:szCs w:val="28"/>
+        </w:rPr>
+        <w:t>Ω</w:t>
+      </w:r>
+      <w:r>
+        <w:rPr>
+          <w:sz w:val="28"/>
+          <w:szCs w:val="28"/>
+        </w:rPr>
+        <w:t xml:space="preserve"> </w:t>
+      </w:r>
+      <w:r>
+        <w:rPr>
+          <w:sz w:val="28"/>
+          <w:szCs w:val="28"/>
+        </w:rPr>
+        <w:t>(Big-Omega)</w:t>
+      </w:r>
+      <w:r>
+        <w:rPr>
+          <w:sz w:val="28"/>
+          <w:szCs w:val="28"/>
+        </w:rPr>
+        <w:tab/>
+      </w:r>
+      <w:r>
+        <w:rPr>
+          <w:sz w:val="28"/>
+          <w:szCs w:val="28"/>
+        </w:rPr>
+        <w:tab/>
+        <w:t xml:space="preserve">lower bond </w:t>
+      </w:r>
+    </w:p>
+    <w:p>
+      <w:pPr>
+        <w:rPr>
+          <w:sz w:val="28"/>
+          <w:szCs w:val="28"/>
+        </w:rPr>
+      </w:pPr>
+      <w:r>
+        <w:rPr>
+          <w:sz w:val="28"/>
+          <w:szCs w:val="28"/>
+        </w:rPr>
+        <w:t xml:space="preserve">Average case </w:t>
+      </w:r>
+      <w:r>
+        <w:rPr>
+          <w:sz w:val="28"/>
+          <w:szCs w:val="28"/>
+        </w:rPr>
+        <w:tab/>
+      </w:r>
+      <w:r>
+        <w:rPr>
+          <w:sz w:val="28"/>
+          <w:szCs w:val="28"/>
+        </w:rPr>
+        <w:tab/>
+      </w:r>
+      <w:r>
+        <w:rPr>
+          <w:sz w:val="28"/>
+          <w:szCs w:val="28"/>
+        </w:rPr>
+        <w:t>θ</w:t>
+      </w:r>
+      <w:r>
+        <w:rPr>
+          <w:sz w:val="28"/>
+          <w:szCs w:val="28"/>
+        </w:rPr>
+        <w:t xml:space="preserve"> </w:t>
+      </w:r>
+      <w:r>
+        <w:rPr>
+          <w:sz w:val="28"/>
+          <w:szCs w:val="28"/>
+        </w:rPr>
+        <w:t>(Big-Theta)</w:t>
+      </w:r>
+      <w:r>
+        <w:rPr>
+          <w:sz w:val="28"/>
+          <w:szCs w:val="28"/>
+        </w:rPr>
+        <w:tab/>
+      </w:r>
+      <w:r>
+        <w:rPr>
+          <w:sz w:val="28"/>
+          <w:szCs w:val="28"/>
+        </w:rPr>
+        <w:tab/>
+        <w:t xml:space="preserve">tight bound </w:t>
+      </w:r>
+    </w:p>
+    <w:p>
+      <w:pPr>
+        <w:rPr>
+          <w:sz w:val="28"/>
+          <w:szCs w:val="28"/>
+        </w:rPr>
+      </w:pPr>
+    </w:p>
+    <w:p>
+      <w:pPr>
+        <w:rPr>
+          <w:sz w:val="28"/>
+          <w:szCs w:val="28"/>
+        </w:rPr>
+      </w:pPr>
+      <w:r>
+        <w:rPr>
+          <w:sz w:val="28"/>
+          <w:szCs w:val="28"/>
+        </w:rPr>
+        <w:t xml:space="preserve">Linear search </w:t>
+      </w:r>
+    </w:p>
+    <w:p>
+      <w:pPr>
+        <w:rPr>
+          <w:sz w:val="28"/>
+          <w:szCs w:val="28"/>
+        </w:rPr>
+      </w:pPr>
+      <w:r>
+        <w:rPr>
+          <w:sz w:val="28"/>
+          <w:szCs w:val="28"/>
+        </w:rPr>
+        <w:t xml:space="preserve">Let </w:t>
+      </w:r>
+      <w:proofErr w:type="spellStart"/>
+      <w:r>
+        <w:rPr>
+          <w:sz w:val="28"/>
+          <w:szCs w:val="28"/>
+        </w:rPr>
+        <w:t>num</w:t>
+      </w:r>
+      <w:proofErr w:type="spellEnd"/>
+      <w:proofErr w:type="gramStart"/>
+      <w:r>
+        <w:rPr>
+          <w:sz w:val="28"/>
+          <w:szCs w:val="28"/>
+        </w:rPr>
+        <w:t>=[</w:t>
+      </w:r>
+      <w:proofErr w:type="gramEnd"/>
+      <w:r>
+        <w:rPr>
+          <w:sz w:val="28"/>
+          <w:szCs w:val="28"/>
+        </w:rPr>
+        <w:t>10,20,15,8,9,10</w:t>
+      </w:r>
+      <w:proofErr w:type="gramStart"/>
+      <w:r>
+        <w:rPr>
+          <w:sz w:val="28"/>
+          <w:szCs w:val="28"/>
+        </w:rPr>
+        <w:t>];</w:t>
+      </w:r>
+      <w:proofErr w:type="gramEnd"/>
+    </w:p>
+    <w:p>
+      <w:pPr>
+        <w:rPr>
+          <w:sz w:val="28"/>
+          <w:szCs w:val="28"/>
+        </w:rPr>
+      </w:pPr>
+      <w:r>
+        <w:rPr>
+          <w:sz w:val="28"/>
+          <w:szCs w:val="28"/>
+        </w:rPr>
+        <w:t>Let key=10;</w:t>
+      </w:r>
+      <w:r>
+        <w:rPr>
+          <w:sz w:val="28"/>
+          <w:szCs w:val="28"/>
+        </w:rPr>
+        <w:tab/>
+      </w:r>
+      <w:r>
+        <w:rPr>
+          <w:sz w:val="28"/>
+          <w:szCs w:val="28"/>
+        </w:rPr>
+        <w:tab/>
+      </w:r>
+      <w:r>
+        <w:rPr>
+          <w:sz w:val="28"/>
+          <w:szCs w:val="28"/>
+        </w:rPr>
+        <w:t xml:space="preserve">Ω </w:t>
+      </w:r>
+      <w:r>
+        <w:rPr>
+          <w:sz w:val="28"/>
+          <w:szCs w:val="28"/>
+        </w:rPr>
+        <w:t>(1)</w:t>
+      </w:r>
+    </w:p>
+    <w:p>
+      <w:pPr>
+        <w:rPr>
+          <w:sz w:val="28"/>
+          <w:szCs w:val="28"/>
+        </w:rPr>
+      </w:pPr>
+      <w:r>
+        <w:rPr>
+          <w:sz w:val="28"/>
+          <w:szCs w:val="28"/>
+        </w:rPr>
+        <w:t>Let key=100</w:t>
+      </w:r>
+      <w:r>
+        <w:rPr>
+          <w:sz w:val="28"/>
+          <w:szCs w:val="28"/>
+        </w:rPr>
+        <w:tab/>
+      </w:r>
+      <w:r>
+        <w:rPr>
+          <w:sz w:val="28"/>
+          <w:szCs w:val="28"/>
+        </w:rPr>
+        <w:tab/>
+        <w:t>O(n)</w:t>
+      </w:r>
+    </w:p>
+    <w:p>
+      <w:pPr>
+        <w:rPr>
+          <w:sz w:val="28"/>
+          <w:szCs w:val="28"/>
+        </w:rPr>
+      </w:pPr>
+      <w:r>
+        <w:rPr>
+          <w:sz w:val="28"/>
+          <w:szCs w:val="28"/>
+        </w:rPr>
+        <w:t>Let key=15;</w:t>
+      </w:r>
+      <w:r>
+        <w:rPr>
+          <w:sz w:val="28"/>
+          <w:szCs w:val="28"/>
+        </w:rPr>
+        <w:tab/>
+      </w:r>
+      <w:r>
+        <w:rPr>
+          <w:sz w:val="28"/>
+          <w:szCs w:val="28"/>
+        </w:rPr>
+        <w:tab/>
+      </w:r>
+      <w:r>
+        <w:rPr>
+          <w:sz w:val="28"/>
+          <w:szCs w:val="28"/>
+        </w:rPr>
+        <w:t>θ</w:t>
+      </w:r>
+      <w:r>
+        <w:rPr>
+          <w:sz w:val="28"/>
+          <w:szCs w:val="28"/>
+        </w:rPr>
+        <w:t>(n)</w:t>
+      </w:r>
+    </w:p>
+    <w:p>
+      <w:pPr>
+        <w:rPr>
+          <w:sz w:val="28"/>
+          <w:szCs w:val="28"/>
+        </w:rPr>
+      </w:pPr>
+    </w:p>
+    <w:p>
+      <w:pPr>
+        <w:rPr>
+          <w:sz w:val="28"/>
+          <w:szCs w:val="28"/>
+        </w:rPr>
+      </w:pPr>
+    </w:p>
+    <w:p>
+      <w:pPr>
+        <w:rPr>
+          <w:sz w:val="28"/>
+          <w:szCs w:val="28"/>
+        </w:rPr>
+      </w:pPr>
+      <w:r>
+        <w:rPr>
+          <w:sz w:val="28"/>
+          <w:szCs w:val="28"/>
+        </w:rPr>
+        <w:lastRenderedPageBreak/>
+        <w:t>A</w:t>
+      </w:r>
+      <w:r>
+        <w:rPr>
+          <w:sz w:val="28"/>
+          <w:szCs w:val="28"/>
+        </w:rPr>
+        <w:tab/>
+        <w:t xml:space="preserve">to </w:t>
+      </w:r>
+      <w:r>
+        <w:rPr>
+          <w:sz w:val="28"/>
+          <w:szCs w:val="28"/>
+        </w:rPr>
+        <w:tab/>
+      </w:r>
+      <w:r>
+        <w:rPr>
+          <w:sz w:val="28"/>
+          <w:szCs w:val="28"/>
+        </w:rPr>
+        <w:tab/>
+        <w:t xml:space="preserve">B </w:t>
+      </w:r>
+      <w:r>
+        <w:rPr>
+          <w:sz w:val="28"/>
+          <w:szCs w:val="28"/>
+        </w:rPr>
+        <w:tab/>
+        <w:t xml:space="preserve">place by Car </w:t>
+      </w:r>
+    </w:p>
+    <w:p>
+      <w:pPr>
+        <w:rPr>
+          <w:sz w:val="28"/>
+          <w:szCs w:val="28"/>
+        </w:rPr>
+      </w:pPr>
+      <w:r>
+        <w:rPr>
+          <w:sz w:val="28"/>
+          <w:szCs w:val="28"/>
+        </w:rPr>
+        <w:t xml:space="preserve">1 hours </w:t>
+      </w:r>
+      <w:r>
+        <w:rPr>
+          <w:sz w:val="28"/>
+          <w:szCs w:val="28"/>
+        </w:rPr>
+        <w:tab/>
+      </w:r>
+      <w:r>
+        <w:rPr>
+          <w:sz w:val="28"/>
+          <w:szCs w:val="28"/>
+        </w:rPr>
+        <w:tab/>
+        <w:t xml:space="preserve">worst case </w:t>
+      </w:r>
+    </w:p>
+    <w:p>
+      <w:pPr>
+        <w:rPr>
+          <w:sz w:val="28"/>
+          <w:szCs w:val="28"/>
+        </w:rPr>
+      </w:pPr>
+      <w:r>
+        <w:rPr>
+          <w:sz w:val="28"/>
+          <w:szCs w:val="28"/>
+        </w:rPr>
+        <w:t xml:space="preserve">20 minutes </w:t>
+      </w:r>
+      <w:r>
+        <w:rPr>
+          <w:sz w:val="28"/>
+          <w:szCs w:val="28"/>
+        </w:rPr>
+        <w:tab/>
+      </w:r>
+      <w:r>
+        <w:rPr>
+          <w:sz w:val="28"/>
+          <w:szCs w:val="28"/>
+        </w:rPr>
+        <w:tab/>
+        <w:t>best case</w:t>
+      </w:r>
+    </w:p>
+    <w:p>
+      <w:pPr>
+        <w:rPr>
+          <w:sz w:val="28"/>
+          <w:szCs w:val="28"/>
+        </w:rPr>
+      </w:pPr>
+      <w:r>
+        <w:rPr>
+          <w:sz w:val="28"/>
+          <w:szCs w:val="28"/>
+        </w:rPr>
+        <w:t xml:space="preserve">40 minutes </w:t>
+      </w:r>
+      <w:r>
+        <w:rPr>
+          <w:sz w:val="28"/>
+          <w:szCs w:val="28"/>
+        </w:rPr>
+        <w:tab/>
+      </w:r>
+      <w:r>
+        <w:rPr>
+          <w:sz w:val="28"/>
+          <w:szCs w:val="28"/>
+        </w:rPr>
+        <w:tab/>
+        <w:t xml:space="preserve">average case </w:t>
+      </w:r>
+    </w:p>
+    <w:p>
+      <w:pPr>
+        <w:rPr>
+          <w:sz w:val="28"/>
+          <w:szCs w:val="28"/>
+        </w:rPr>
+      </w:pPr>
+    </w:p>
+    <w:p>
+      <w:pPr>
+        <w:rPr>
+          <w:sz w:val="28"/>
+          <w:szCs w:val="28"/>
+        </w:rPr>
+      </w:pPr>
+    </w:p>
+    <w:p>
+      <w:pPr>
+        <w:rPr>
+          <w:sz w:val="28"/>
+          <w:szCs w:val="28"/>
+        </w:rPr>
+      </w:pPr>
+    </w:p>
+    <w:p>
+      <w:pPr>
+        <w:rPr>
+          <w:sz w:val="28"/>
+          <w:szCs w:val="28"/>
+        </w:rPr>
+      </w:pPr>
+      <w:r>
+        <w:rPr>
+          <w:sz w:val="28"/>
+          <w:szCs w:val="28"/>
+        </w:rPr>
+        <w:t xml:space="preserve">Time complexity for </w:t>
+      </w:r>
+      <w:r>
+        <w:rPr>
+          <w:sz w:val="28"/>
+          <w:szCs w:val="28"/>
+          <w:highlight w:val="yellow"/>
+        </w:rPr>
+        <w:t>Big -O(notation)</w:t>
+      </w:r>
+    </w:p>
+    <w:p>
+      <w:pPr>
+        <w:pStyle w:val="ListParagraph"/>
+        <w:numPr>
+          <w:ilvl w:val="0"/>
+          <w:numId w:val="5"/>
+        </w:numPr>
+        <w:rPr>
+          <w:sz w:val="28"/>
+          <w:szCs w:val="28"/>
+          <w:highlight w:val="yellow"/>
+        </w:rPr>
+      </w:pPr>
+      <w:r>
+        <w:rPr>
+          <w:sz w:val="28"/>
+          <w:szCs w:val="28"/>
+        </w:rPr>
+        <w:t>0(1) ---</w:t>
+      </w:r>
+      <w:r>
+        <w:rPr>
+          <w:sz w:val="28"/>
+          <w:szCs w:val="28"/>
+        </w:rPr>
+        <w:sym w:font="Wingdings" w:char="F0E0"/>
+      </w:r>
+      <w:r>
+        <w:rPr>
+          <w:sz w:val="28"/>
+          <w:szCs w:val="28"/>
+        </w:rPr>
+        <w:t xml:space="preserve"> </w:t>
+      </w:r>
+      <w:r>
+        <w:rPr>
+          <w:sz w:val="28"/>
+          <w:szCs w:val="28"/>
+          <w:highlight w:val="yellow"/>
+        </w:rPr>
+        <w:t xml:space="preserve">Constant time </w:t>
+      </w:r>
+    </w:p>
+    <w:p>
+      <w:pPr>
+        <w:pStyle w:val="ListParagraph"/>
+        <w:rPr>
+          <w:sz w:val="28"/>
+          <w:szCs w:val="28"/>
+        </w:rPr>
+      </w:pPr>
+    </w:p>
+    <w:p>
+      <w:pPr>
+        <w:pStyle w:val="ListParagraph"/>
+        <w:rPr>
+          <w:sz w:val="28"/>
+          <w:szCs w:val="28"/>
+        </w:rPr>
+      </w:pPr>
+      <w:r>
+        <w:rPr>
+          <w:sz w:val="28"/>
+          <w:szCs w:val="28"/>
+        </w:rPr>
+        <w:t>consolg.log(“Hello”</w:t>
+      </w:r>
+      <w:proofErr w:type="gramStart"/>
+      <w:r>
+        <w:rPr>
+          <w:sz w:val="28"/>
+          <w:szCs w:val="28"/>
+        </w:rPr>
+        <w:t>);</w:t>
+      </w:r>
+      <w:proofErr w:type="gramEnd"/>
+    </w:p>
+    <w:p>
+      <w:pPr>
+        <w:rPr>
+          <w:sz w:val="28"/>
+          <w:szCs w:val="28"/>
+        </w:rPr>
+      </w:pPr>
+      <w:r>
+        <w:rPr>
+          <w:sz w:val="28"/>
+          <w:szCs w:val="28"/>
+        </w:rPr>
+        <w:tab/>
+        <w:t xml:space="preserve">or </w:t>
+      </w:r>
+    </w:p>
+    <w:p>
+      <w:pPr>
+        <w:rPr>
+          <w:sz w:val="28"/>
+          <w:szCs w:val="28"/>
+        </w:rPr>
+      </w:pPr>
+      <w:r>
+        <w:rPr>
+          <w:sz w:val="28"/>
+          <w:szCs w:val="28"/>
+        </w:rPr>
+        <w:tab/>
+        <w:t xml:space="preserve">let </w:t>
+      </w:r>
+      <w:proofErr w:type="spellStart"/>
+      <w:r>
+        <w:rPr>
+          <w:sz w:val="28"/>
+          <w:szCs w:val="28"/>
+        </w:rPr>
+        <w:t>num</w:t>
+      </w:r>
+      <w:proofErr w:type="spellEnd"/>
+      <w:proofErr w:type="gramStart"/>
+      <w:r>
+        <w:rPr>
+          <w:sz w:val="28"/>
+          <w:szCs w:val="28"/>
+        </w:rPr>
+        <w:t>=[</w:t>
+      </w:r>
+      <w:proofErr w:type="gramEnd"/>
+      <w:r>
+        <w:rPr>
+          <w:sz w:val="28"/>
+          <w:szCs w:val="28"/>
+        </w:rPr>
+        <w:t>10,20,30,40,50];</w:t>
+      </w:r>
+      <w:r>
+        <w:rPr>
+          <w:sz w:val="28"/>
+          <w:szCs w:val="28"/>
+        </w:rPr>
+        <w:tab/>
+        <w:t xml:space="preserve">if it </w:t>
+      </w:r>
+      <w:proofErr w:type="gramStart"/>
+      <w:r>
+        <w:rPr>
+          <w:sz w:val="28"/>
+          <w:szCs w:val="28"/>
+        </w:rPr>
+        <w:t>hold</w:t>
+      </w:r>
+      <w:proofErr w:type="gramEnd"/>
+      <w:r>
+        <w:rPr>
+          <w:sz w:val="28"/>
+          <w:szCs w:val="28"/>
+        </w:rPr>
+        <w:t xml:space="preserve"> n values. </w:t>
+      </w:r>
+    </w:p>
+    <w:p>
+      <w:pPr>
+        <w:rPr>
+          <w:sz w:val="28"/>
+          <w:szCs w:val="28"/>
+        </w:rPr>
+      </w:pPr>
+      <w:r>
+        <w:rPr>
+          <w:sz w:val="28"/>
+          <w:szCs w:val="28"/>
+        </w:rPr>
+        <w:tab/>
+        <w:t xml:space="preserve">let </w:t>
+      </w:r>
+      <w:proofErr w:type="spellStart"/>
+      <w:r>
+        <w:rPr>
+          <w:sz w:val="28"/>
+          <w:szCs w:val="28"/>
+        </w:rPr>
+        <w:t>abc</w:t>
+      </w:r>
+      <w:proofErr w:type="spellEnd"/>
+      <w:r>
+        <w:rPr>
+          <w:sz w:val="28"/>
+          <w:szCs w:val="28"/>
+        </w:rPr>
+        <w:t xml:space="preserve"> =</w:t>
+      </w:r>
+      <w:proofErr w:type="spellStart"/>
+      <w:proofErr w:type="gramStart"/>
+      <w:r>
+        <w:rPr>
+          <w:sz w:val="28"/>
+          <w:szCs w:val="28"/>
+        </w:rPr>
+        <w:t>num</w:t>
+      </w:r>
+      <w:proofErr w:type="spellEnd"/>
+      <w:r>
+        <w:rPr>
+          <w:sz w:val="28"/>
+          <w:szCs w:val="28"/>
+        </w:rPr>
+        <w:t>[</w:t>
+      </w:r>
+      <w:proofErr w:type="gramEnd"/>
+      <w:r>
+        <w:rPr>
+          <w:sz w:val="28"/>
+          <w:szCs w:val="28"/>
+          <w:highlight w:val="yellow"/>
+        </w:rPr>
+        <w:t>0</w:t>
+      </w:r>
+      <w:proofErr w:type="gramStart"/>
+      <w:r>
+        <w:rPr>
+          <w:sz w:val="28"/>
+          <w:szCs w:val="28"/>
+        </w:rPr>
+        <w:t>];</w:t>
+      </w:r>
+      <w:proofErr w:type="gramEnd"/>
+    </w:p>
+    <w:p>
+      <w:pPr>
+        <w:pStyle w:val="ListParagraph"/>
+        <w:numPr>
+          <w:ilvl w:val="0"/>
+          <w:numId w:val="5"/>
+        </w:numPr>
+        <w:rPr>
+          <w:sz w:val="28"/>
+          <w:szCs w:val="28"/>
+        </w:rPr>
+      </w:pPr>
+      <w:r>
+        <w:rPr>
+          <w:sz w:val="28"/>
+          <w:szCs w:val="28"/>
+          <w:highlight w:val="yellow"/>
+        </w:rPr>
+        <w:t>Linear time</w:t>
+      </w:r>
+      <w:r>
+        <w:rPr>
+          <w:sz w:val="28"/>
+          <w:szCs w:val="28"/>
+        </w:rPr>
+        <w:t xml:space="preserve"> -</w:t>
+      </w:r>
+      <w:r>
+        <w:rPr>
+          <w:sz w:val="28"/>
+          <w:szCs w:val="28"/>
+        </w:rPr>
+        <w:sym w:font="Wingdings" w:char="F0E0"/>
+      </w:r>
+      <w:r>
+        <w:rPr>
+          <w:sz w:val="28"/>
+          <w:szCs w:val="28"/>
+        </w:rPr>
+        <w:t xml:space="preserve"> O(n)</w:t>
+      </w:r>
+    </w:p>
+    <w:p>
+      <w:pPr>
+        <w:pStyle w:val="ListParagraph"/>
+        <w:rPr>
+          <w:sz w:val="28"/>
+          <w:szCs w:val="28"/>
+        </w:rPr>
+      </w:pPr>
+    </w:p>
+    <w:p>
+      <w:pPr>
+        <w:pStyle w:val="ListParagraph"/>
+        <w:rPr>
+          <w:sz w:val="28"/>
+          <w:szCs w:val="28"/>
+        </w:rPr>
+      </w:pPr>
+      <w:proofErr w:type="gramStart"/>
+      <w:r>
+        <w:rPr>
+          <w:sz w:val="28"/>
+          <w:szCs w:val="28"/>
+        </w:rPr>
+        <w:t>for(</w:t>
+      </w:r>
+      <w:proofErr w:type="gramEnd"/>
+      <w:r>
+        <w:rPr>
+          <w:sz w:val="28"/>
+          <w:szCs w:val="28"/>
+        </w:rPr>
+        <w:t>let i=</w:t>
+      </w:r>
+      <w:proofErr w:type="gramStart"/>
+      <w:r>
+        <w:rPr>
+          <w:sz w:val="28"/>
+          <w:szCs w:val="28"/>
+        </w:rPr>
+        <w:t>0;i</w:t>
+      </w:r>
+      <w:proofErr w:type="gramEnd"/>
+      <w:r>
+        <w:rPr>
+          <w:sz w:val="28"/>
+          <w:szCs w:val="28"/>
+        </w:rPr>
+        <w:t>&lt;</w:t>
+      </w:r>
+      <w:proofErr w:type="gramStart"/>
+      <w:r>
+        <w:rPr>
+          <w:sz w:val="28"/>
+          <w:szCs w:val="28"/>
+          <w:highlight w:val="yellow"/>
+        </w:rPr>
+        <w:t>n</w:t>
+      </w:r>
+      <w:r>
+        <w:rPr>
+          <w:sz w:val="28"/>
+          <w:szCs w:val="28"/>
+        </w:rPr>
+        <w:t>;i</w:t>
+      </w:r>
+      <w:proofErr w:type="gramEnd"/>
+      <w:r>
+        <w:rPr>
+          <w:sz w:val="28"/>
+          <w:szCs w:val="28"/>
+        </w:rPr>
+        <w:t>++) {</w:t>
+      </w:r>
+    </w:p>
+    <w:p>
+      <w:pPr>
+        <w:pStyle w:val="ListParagraph"/>
+        <w:rPr>
+          <w:sz w:val="28"/>
+          <w:szCs w:val="28"/>
+        </w:rPr>
+      </w:pPr>
+      <w:r>
+        <w:rPr>
+          <w:sz w:val="28"/>
+          <w:szCs w:val="28"/>
+        </w:rPr>
+        <w:tab/>
+        <w:t>console.log(</w:t>
+      </w:r>
+      <w:proofErr w:type="spellStart"/>
+      <w:r>
+        <w:rPr>
+          <w:sz w:val="28"/>
+          <w:szCs w:val="28"/>
+        </w:rPr>
+        <w:t>i</w:t>
+      </w:r>
+      <w:proofErr w:type="spellEnd"/>
+      <w:proofErr w:type="gramStart"/>
+      <w:r>
+        <w:rPr>
+          <w:sz w:val="28"/>
+          <w:szCs w:val="28"/>
+        </w:rPr>
+        <w:t>);</w:t>
+      </w:r>
+      <w:proofErr w:type="gramEnd"/>
+    </w:p>
+    <w:p>
+      <w:pPr>
+        <w:pStyle w:val="ListParagraph"/>
+        <w:rPr>
+          <w:sz w:val="28"/>
+          <w:szCs w:val="28"/>
+        </w:rPr>
+      </w:pPr>
+      <w:r>
+        <w:rPr>
+          <w:sz w:val="28"/>
+          <w:szCs w:val="28"/>
+        </w:rPr>
+        <w:t>}</w:t>
+      </w:r>
+    </w:p>
+    <w:p>
+      <w:pPr>
+        <w:pStyle w:val="ListParagraph"/>
+        <w:rPr>
+          <w:sz w:val="28"/>
+          <w:szCs w:val="28"/>
+        </w:rPr>
+      </w:pPr>
+    </w:p>
+    <w:p>
+      <w:pPr>
+        <w:pStyle w:val="ListParagraph"/>
+        <w:numPr>
+          <w:ilvl w:val="0"/>
+          <w:numId w:val="5"/>
+        </w:numPr>
+        <w:rPr>
+          <w:sz w:val="28"/>
+          <w:szCs w:val="28"/>
+        </w:rPr>
+      </w:pPr>
+      <w:r>
+        <w:rPr>
+          <w:sz w:val="28"/>
+          <w:szCs w:val="28"/>
+        </w:rPr>
+        <w:t xml:space="preserve">Logarithmic </w:t>
+      </w:r>
+      <w:proofErr w:type="gramStart"/>
+      <w:r>
+        <w:rPr>
+          <w:sz w:val="28"/>
+          <w:szCs w:val="28"/>
+        </w:rPr>
+        <w:t>time :</w:t>
+      </w:r>
+      <w:proofErr w:type="gramEnd"/>
+      <w:r>
+        <w:rPr>
+          <w:sz w:val="28"/>
+          <w:szCs w:val="28"/>
+        </w:rPr>
+        <w:t xml:space="preserve"> </w:t>
+      </w:r>
+      <w:r>
+        <w:rPr>
+          <w:sz w:val="28"/>
+          <w:szCs w:val="28"/>
+          <w:highlight w:val="yellow"/>
+        </w:rPr>
+        <w:t>0(log n</w:t>
+      </w:r>
+      <w:proofErr w:type="gramStart"/>
+      <w:r>
+        <w:rPr>
+          <w:sz w:val="28"/>
+          <w:szCs w:val="28"/>
+          <w:highlight w:val="yellow"/>
+        </w:rPr>
+        <w:t>)</w:t>
+      </w:r>
+      <w:r>
+        <w:rPr>
+          <w:sz w:val="28"/>
+          <w:szCs w:val="28"/>
+        </w:rPr>
+        <w:t xml:space="preserve"> :</w:t>
+      </w:r>
+      <w:proofErr w:type="gramEnd"/>
+      <w:r>
+        <w:rPr>
+          <w:sz w:val="28"/>
+          <w:szCs w:val="28"/>
+        </w:rPr>
+        <w:t xml:space="preserve"> </w:t>
+      </w:r>
+    </w:p>
+    <w:p>
+      <w:pPr>
+        <w:pStyle w:val="ListParagraph"/>
+        <w:rPr>
+          <w:sz w:val="28"/>
+          <w:szCs w:val="28"/>
+        </w:rPr>
+      </w:pPr>
+      <w:r>
+        <w:rPr>
+          <w:sz w:val="28"/>
+          <w:szCs w:val="28"/>
+        </w:rPr>
+        <w:t xml:space="preserve">Input </w:t>
+      </w:r>
+      <w:proofErr w:type="gramStart"/>
+      <w:r>
+        <w:rPr>
+          <w:sz w:val="28"/>
+          <w:szCs w:val="28"/>
+        </w:rPr>
+        <w:t>reduce</w:t>
+      </w:r>
+      <w:proofErr w:type="gramEnd"/>
+      <w:r>
+        <w:rPr>
+          <w:sz w:val="28"/>
+          <w:szCs w:val="28"/>
+        </w:rPr>
+        <w:t xml:space="preserve"> by half each step </w:t>
+      </w:r>
+    </w:p>
+    <w:p>
+      <w:pPr>
+        <w:pStyle w:val="ListParagraph"/>
+        <w:rPr>
+          <w:sz w:val="28"/>
+          <w:szCs w:val="28"/>
+        </w:rPr>
+      </w:pPr>
+    </w:p>
+    <w:p>
+      <w:pPr>
+        <w:pStyle w:val="ListParagraph"/>
+        <w:rPr>
+          <w:sz w:val="28"/>
+          <w:szCs w:val="28"/>
+        </w:rPr>
+      </w:pPr>
+      <w:r>
+        <w:rPr>
+          <w:sz w:val="28"/>
+          <w:szCs w:val="28"/>
+          <w:highlight w:val="yellow"/>
+        </w:rPr>
+        <w:t>Binary search</w:t>
+      </w:r>
+      <w:r>
+        <w:rPr>
+          <w:sz w:val="28"/>
+          <w:szCs w:val="28"/>
+        </w:rPr>
+        <w:t xml:space="preserve"> </w:t>
+      </w:r>
+    </w:p>
+    <w:p>
+      <w:pPr>
+        <w:pStyle w:val="ListParagraph"/>
+        <w:rPr>
+          <w:sz w:val="28"/>
+          <w:szCs w:val="28"/>
+        </w:rPr>
+      </w:pPr>
+    </w:p>
+    <w:p>
+      <w:pPr>
+        <w:pStyle w:val="ListParagraph"/>
+        <w:rPr>
+          <w:sz w:val="28"/>
+          <w:szCs w:val="28"/>
+        </w:rPr>
+      </w:pPr>
+      <w:r>
+        <w:rPr>
+          <w:sz w:val="28"/>
+          <w:szCs w:val="28"/>
+        </w:rPr>
+        <w:t>N=16</w:t>
+      </w:r>
+    </w:p>
+    <w:p>
+      <w:pPr>
+        <w:pStyle w:val="ListParagraph"/>
+        <w:rPr>
+          <w:sz w:val="28"/>
+          <w:szCs w:val="28"/>
+        </w:rPr>
+      </w:pPr>
+      <w:r>
+        <w:rPr>
+          <w:sz w:val="28"/>
+          <w:szCs w:val="28"/>
+        </w:rPr>
+        <w:tab/>
+        <w:t>8,4,2,1</w:t>
+      </w:r>
+    </w:p>
+    <w:p>
+      <w:pPr>
+        <w:pStyle w:val="ListParagraph"/>
+        <w:rPr>
+          <w:sz w:val="28"/>
+          <w:szCs w:val="28"/>
+        </w:rPr>
+      </w:pPr>
+    </w:p>
+    <w:p>
+      <w:pPr>
+        <w:pStyle w:val="ListParagraph"/>
+        <w:numPr>
+          <w:ilvl w:val="0"/>
+          <w:numId w:val="5"/>
+        </w:numPr>
+        <w:rPr>
+          <w:sz w:val="28"/>
+          <w:szCs w:val="28"/>
+        </w:rPr>
+      </w:pPr>
+      <w:proofErr w:type="gramStart"/>
+      <w:r>
+        <w:rPr>
+          <w:sz w:val="28"/>
+          <w:szCs w:val="28"/>
+        </w:rPr>
+        <w:t>O(</w:t>
+      </w:r>
+      <w:proofErr w:type="gramEnd"/>
+      <w:r>
+        <w:rPr>
+          <w:sz w:val="28"/>
+          <w:szCs w:val="28"/>
+        </w:rPr>
+        <w:t>n log n</w:t>
+      </w:r>
+      <w:proofErr w:type="gramStart"/>
+      <w:r>
+        <w:rPr>
+          <w:sz w:val="28"/>
+          <w:szCs w:val="28"/>
+        </w:rPr>
+        <w:t>) :</w:t>
+      </w:r>
+      <w:proofErr w:type="gramEnd"/>
+      <w:r>
+        <w:rPr>
+          <w:sz w:val="28"/>
+          <w:szCs w:val="28"/>
+        </w:rPr>
+        <w:t xml:space="preserve"> nested for </w:t>
+      </w:r>
+      <w:proofErr w:type="gramStart"/>
+      <w:r>
+        <w:rPr>
+          <w:sz w:val="28"/>
+          <w:szCs w:val="28"/>
+        </w:rPr>
+        <w:t>loop :</w:t>
+      </w:r>
+      <w:proofErr w:type="gramEnd"/>
+      <w:r>
+        <w:rPr>
+          <w:sz w:val="28"/>
+          <w:szCs w:val="28"/>
+        </w:rPr>
+        <w:t xml:space="preserve"> outer loop n time and inner loop logarithmic time. </w:t>
+      </w:r>
+    </w:p>
+    <w:p>
+      <w:pPr>
+        <w:pStyle w:val="ListParagraph"/>
+        <w:rPr>
+          <w:sz w:val="28"/>
+          <w:szCs w:val="28"/>
+        </w:rPr>
+      </w:pPr>
+    </w:p>
+    <w:p>
+      <w:pPr>
+        <w:pStyle w:val="ListParagraph"/>
+        <w:rPr>
+          <w:sz w:val="28"/>
+          <w:szCs w:val="28"/>
+        </w:rPr>
+      </w:pPr>
+      <w:r>
+        <w:rPr>
+          <w:sz w:val="28"/>
+          <w:szCs w:val="28"/>
+          <w:highlight w:val="yellow"/>
+        </w:rPr>
+        <w:t>Merge sort</w:t>
+      </w:r>
+      <w:r>
+        <w:rPr>
+          <w:sz w:val="28"/>
+          <w:szCs w:val="28"/>
+        </w:rPr>
+        <w:t xml:space="preserve"> </w:t>
+      </w:r>
+    </w:p>
+    <w:p>
+      <w:pPr>
+        <w:pStyle w:val="ListParagraph"/>
+        <w:rPr>
+          <w:sz w:val="28"/>
+          <w:szCs w:val="28"/>
+        </w:rPr>
+      </w:pPr>
+    </w:p>
+    <w:p>
+      <w:pPr>
+        <w:pStyle w:val="ListParagraph"/>
+        <w:rPr>
+          <w:sz w:val="28"/>
+          <w:szCs w:val="28"/>
+        </w:rPr>
+      </w:pPr>
+    </w:p>
+    <w:p>
+      <w:pPr>
+        <w:rPr>
+          <w:sz w:val="28"/>
+          <w:szCs w:val="28"/>
+        </w:rPr>
+      </w:pPr>
+      <w:r>
+        <w:rPr>
+          <w:sz w:val="28"/>
+          <w:szCs w:val="28"/>
+        </w:rPr>
+        <w:t>O (n</w:t>
+      </w:r>
+      <w:r>
+        <w:rPr>
+          <w:sz w:val="28"/>
+          <w:szCs w:val="28"/>
+          <w:vertAlign w:val="superscript"/>
+        </w:rPr>
+        <w:t>2</w:t>
+      </w:r>
+      <w:proofErr w:type="gramStart"/>
+      <w:r>
+        <w:rPr>
+          <w:sz w:val="28"/>
+          <w:szCs w:val="28"/>
+        </w:rPr>
+        <w:t>) :</w:t>
+      </w:r>
+      <w:proofErr w:type="gramEnd"/>
+      <w:r>
+        <w:rPr>
+          <w:sz w:val="28"/>
+          <w:szCs w:val="28"/>
+        </w:rPr>
+        <w:t xml:space="preserve"> </w:t>
+      </w:r>
+      <w:r>
+        <w:rPr>
+          <w:sz w:val="28"/>
+          <w:szCs w:val="28"/>
+          <w:highlight w:val="yellow"/>
+        </w:rPr>
+        <w:t xml:space="preserve">quadratic </w:t>
+      </w:r>
+      <w:proofErr w:type="gramStart"/>
+      <w:r>
+        <w:rPr>
+          <w:sz w:val="28"/>
+          <w:szCs w:val="28"/>
+          <w:highlight w:val="yellow"/>
+        </w:rPr>
+        <w:t>time</w:t>
+      </w:r>
+      <w:r>
+        <w:rPr>
+          <w:sz w:val="28"/>
+          <w:szCs w:val="28"/>
+        </w:rPr>
+        <w:t xml:space="preserve"> :</w:t>
+      </w:r>
+      <w:proofErr w:type="gramEnd"/>
+      <w:r>
+        <w:rPr>
+          <w:sz w:val="28"/>
+          <w:szCs w:val="28"/>
+        </w:rPr>
+        <w:t xml:space="preserve"> nested loop </w:t>
+      </w:r>
+    </w:p>
+    <w:p>
+      <w:pPr>
+        <w:pStyle w:val="ListParagraph"/>
+        <w:rPr>
+          <w:sz w:val="28"/>
+          <w:szCs w:val="28"/>
+        </w:rPr>
+      </w:pPr>
+    </w:p>
+    <w:p>
+      <w:pPr>
+        <w:ind w:firstLine="720"/>
+        <w:rPr>
+          <w:sz w:val="28"/>
+          <w:szCs w:val="28"/>
+        </w:rPr>
+      </w:pPr>
+      <w:proofErr w:type="gramStart"/>
+      <w:r>
+        <w:rPr>
+          <w:sz w:val="28"/>
+          <w:szCs w:val="28"/>
+        </w:rPr>
+        <w:t>f</w:t>
+      </w:r>
+      <w:r>
+        <w:rPr>
+          <w:sz w:val="28"/>
+          <w:szCs w:val="28"/>
+        </w:rPr>
+        <w:t>or(</w:t>
+      </w:r>
+      <w:proofErr w:type="gramEnd"/>
+      <w:r>
+        <w:rPr>
+          <w:sz w:val="28"/>
+          <w:szCs w:val="28"/>
+        </w:rPr>
+        <w:t xml:space="preserve">let </w:t>
+      </w:r>
+      <w:proofErr w:type="spellStart"/>
+      <w:r>
+        <w:rPr>
+          <w:sz w:val="28"/>
+          <w:szCs w:val="28"/>
+        </w:rPr>
+        <w:t>i</w:t>
+      </w:r>
+      <w:proofErr w:type="spellEnd"/>
+      <w:r>
+        <w:rPr>
+          <w:sz w:val="28"/>
+          <w:szCs w:val="28"/>
+        </w:rPr>
+        <w:t>=</w:t>
+      </w:r>
+      <w:proofErr w:type="gramStart"/>
+      <w:r>
+        <w:rPr>
+          <w:sz w:val="28"/>
+          <w:szCs w:val="28"/>
+        </w:rPr>
+        <w:t>0;i</w:t>
+      </w:r>
+      <w:proofErr w:type="gramEnd"/>
+      <w:r>
+        <w:rPr>
+          <w:sz w:val="28"/>
+          <w:szCs w:val="28"/>
+        </w:rPr>
+        <w:t>&lt;</w:t>
+      </w:r>
+      <w:proofErr w:type="spellStart"/>
+      <w:proofErr w:type="gramStart"/>
+      <w:r>
+        <w:rPr>
+          <w:sz w:val="28"/>
+          <w:szCs w:val="28"/>
+        </w:rPr>
+        <w:t>n;i</w:t>
+      </w:r>
+      <w:proofErr w:type="spellEnd"/>
+      <w:proofErr w:type="gramEnd"/>
+      <w:r>
+        <w:rPr>
+          <w:sz w:val="28"/>
+          <w:szCs w:val="28"/>
+        </w:rPr>
+        <w:t>++) {</w:t>
+      </w:r>
+    </w:p>
+    <w:p>
+      <w:pPr>
+        <w:pStyle w:val="ListParagraph"/>
+        <w:rPr>
+          <w:sz w:val="28"/>
+          <w:szCs w:val="28"/>
+        </w:rPr>
+      </w:pPr>
+      <w:r>
+        <w:rPr>
+          <w:sz w:val="28"/>
+          <w:szCs w:val="28"/>
+        </w:rPr>
+        <w:tab/>
+      </w:r>
+      <w:proofErr w:type="gramStart"/>
+      <w:r>
+        <w:rPr>
+          <w:sz w:val="28"/>
+          <w:szCs w:val="28"/>
+        </w:rPr>
+        <w:t>for(</w:t>
+      </w:r>
+      <w:proofErr w:type="gramEnd"/>
+      <w:r>
+        <w:rPr>
+          <w:sz w:val="28"/>
+          <w:szCs w:val="28"/>
+        </w:rPr>
+        <w:t>let j=</w:t>
+      </w:r>
+      <w:proofErr w:type="gramStart"/>
+      <w:r>
+        <w:rPr>
+          <w:sz w:val="28"/>
+          <w:szCs w:val="28"/>
+        </w:rPr>
+        <w:t>0;j</w:t>
+      </w:r>
+      <w:proofErr w:type="gramEnd"/>
+      <w:r>
+        <w:rPr>
+          <w:sz w:val="28"/>
+          <w:szCs w:val="28"/>
+        </w:rPr>
+        <w:t>&lt;</w:t>
+      </w:r>
+      <w:proofErr w:type="spellStart"/>
+      <w:proofErr w:type="gramStart"/>
+      <w:r>
+        <w:rPr>
+          <w:sz w:val="28"/>
+          <w:szCs w:val="28"/>
+        </w:rPr>
+        <w:t>n;j</w:t>
+      </w:r>
+      <w:proofErr w:type="spellEnd"/>
+      <w:r>
+        <w:rPr>
+          <w:sz w:val="28"/>
+          <w:szCs w:val="28"/>
+        </w:rPr>
+        <w:t>++</w:t>
+      </w:r>
+      <w:proofErr w:type="gramEnd"/>
+      <w:r>
+        <w:rPr>
+          <w:sz w:val="28"/>
+          <w:szCs w:val="28"/>
+        </w:rPr>
+        <w:t>) {</w:t>
+      </w:r>
+    </w:p>
+    <w:p>
+      <w:pPr>
+        <w:pStyle w:val="ListParagraph"/>
+        <w:rPr>
+          <w:sz w:val="28"/>
+          <w:szCs w:val="28"/>
+        </w:rPr>
+      </w:pPr>
+    </w:p>
+    <w:p>
+      <w:pPr>
+        <w:pStyle w:val="ListParagraph"/>
+        <w:ind w:firstLine="720"/>
+        <w:rPr>
+          <w:sz w:val="28"/>
+          <w:szCs w:val="28"/>
+        </w:rPr>
+      </w:pPr>
+      <w:r>
+        <w:rPr>
+          <w:sz w:val="28"/>
+          <w:szCs w:val="28"/>
+        </w:rPr>
+        <w:t>}</w:t>
+      </w:r>
+    </w:p>
+    <w:p>
+      <w:pPr>
+        <w:pStyle w:val="ListParagraph"/>
+        <w:rPr>
+          <w:sz w:val="28"/>
+          <w:szCs w:val="28"/>
+        </w:rPr>
+      </w:pPr>
+      <w:r>
+        <w:rPr>
+          <w:sz w:val="28"/>
+          <w:szCs w:val="28"/>
+        </w:rPr>
+        <w:t>}</w:t>
+      </w:r>
+    </w:p>
+    <w:p>
+      <w:pPr>
+        <w:pStyle w:val="ListParagraph"/>
+        <w:rPr>
+          <w:sz w:val="28"/>
+          <w:szCs w:val="28"/>
+        </w:rPr>
+      </w:pPr>
+    </w:p>
+    <w:p>
+      <w:pPr>
+        <w:pStyle w:val="ListParagraph"/>
+        <w:numPr>
+          <w:ilvl w:val="0"/>
+          <w:numId w:val="5"/>
+        </w:numPr>
+        <w:rPr>
+          <w:sz w:val="28"/>
+          <w:szCs w:val="28"/>
+        </w:rPr>
+      </w:pPr>
+      <w:r>
+        <w:rPr>
+          <w:sz w:val="28"/>
+          <w:szCs w:val="28"/>
+        </w:rPr>
+        <w:t>O(2</w:t>
+      </w:r>
+      <w:r>
+        <w:rPr>
+          <w:sz w:val="28"/>
+          <w:szCs w:val="28"/>
+          <w:highlight w:val="yellow"/>
+          <w:vertAlign w:val="superscript"/>
+        </w:rPr>
+        <w:t>n</w:t>
+      </w:r>
+      <w:r>
+        <w:rPr>
+          <w:sz w:val="28"/>
+          <w:szCs w:val="28"/>
+        </w:rPr>
+        <w:t>)</w:t>
+      </w:r>
+      <w:r>
+        <w:rPr>
+          <w:sz w:val="28"/>
+          <w:szCs w:val="28"/>
+        </w:rPr>
+        <w:tab/>
+        <w:t xml:space="preserve">: recursive function call. </w:t>
+      </w:r>
+    </w:p>
+    <w:p>
+      <w:pPr>
+        <w:pStyle w:val="ListParagraph"/>
+        <w:rPr>
+          <w:sz w:val="28"/>
+          <w:szCs w:val="28"/>
+        </w:rPr>
+      </w:pPr>
+    </w:p>
+    <w:p>
+      <w:pPr>
+        <w:pStyle w:val="ListParagraph"/>
+        <w:rPr>
+          <w:sz w:val="28"/>
+          <w:szCs w:val="28"/>
+        </w:rPr>
+      </w:pPr>
+    </w:p>
+    <w:p>
+      <w:pPr>
+        <w:rPr>
+          <w:sz w:val="28"/>
+          <w:szCs w:val="28"/>
+        </w:rPr>
+      </w:pPr>
+      <w:r>
+        <w:rPr>
+          <w:sz w:val="28"/>
+          <w:szCs w:val="28"/>
+        </w:rPr>
+        <w:t xml:space="preserve"> </w:t>
+      </w:r>
+      <w:r>
+        <w:rPr>
+          <w:sz w:val="28"/>
+          <w:szCs w:val="28"/>
+        </w:rPr>
+        <w:t xml:space="preserve">Space complexity </w:t>
+      </w:r>
+    </w:p>
+    <w:p>
+      <w:pPr>
+        <w:pStyle w:val="ListParagraph"/>
+        <w:numPr>
+          <w:ilvl w:val="0"/>
+          <w:numId w:val="6"/>
+        </w:numPr>
+        <w:rPr>
+          <w:sz w:val="28"/>
+          <w:szCs w:val="28"/>
+        </w:rPr>
+      </w:pPr>
+      <w:r>
+        <w:rPr>
+          <w:sz w:val="28"/>
+          <w:szCs w:val="28"/>
+        </w:rPr>
+        <w:t xml:space="preserve">Constance space </w:t>
+      </w:r>
+      <w:proofErr w:type="gramStart"/>
+      <w:r>
+        <w:rPr>
+          <w:sz w:val="28"/>
+          <w:szCs w:val="28"/>
+        </w:rPr>
+        <w:t>O(</w:t>
+      </w:r>
+      <w:proofErr w:type="gramEnd"/>
+      <w:r>
+        <w:rPr>
+          <w:sz w:val="28"/>
+          <w:szCs w:val="28"/>
+        </w:rPr>
+        <w:t>1)</w:t>
+      </w:r>
+    </w:p>
+    <w:p>
+      <w:pPr>
+        <w:ind w:firstLine="360"/>
+        <w:rPr>
+          <w:sz w:val="28"/>
+          <w:szCs w:val="28"/>
+        </w:rPr>
+      </w:pPr>
+      <w:r>
+        <w:rPr>
+          <w:sz w:val="28"/>
+          <w:szCs w:val="28"/>
+        </w:rPr>
+        <w:t xml:space="preserve">let sum = </w:t>
+      </w:r>
+      <w:proofErr w:type="gramStart"/>
+      <w:r>
+        <w:rPr>
+          <w:sz w:val="28"/>
+          <w:szCs w:val="28"/>
+        </w:rPr>
+        <w:t>100+200;</w:t>
+      </w:r>
+      <w:proofErr w:type="gramEnd"/>
+    </w:p>
+    <w:p>
+      <w:pPr>
+        <w:ind w:firstLine="360"/>
+        <w:rPr>
+          <w:sz w:val="28"/>
+          <w:szCs w:val="28"/>
+        </w:rPr>
+      </w:pPr>
+    </w:p>
+    <w:p>
+      <w:pPr>
+        <w:pStyle w:val="ListParagraph"/>
+        <w:numPr>
+          <w:ilvl w:val="0"/>
+          <w:numId w:val="6"/>
+        </w:numPr>
+        <w:rPr>
+          <w:sz w:val="28"/>
+          <w:szCs w:val="28"/>
+        </w:rPr>
+      </w:pPr>
+      <w:r>
+        <w:rPr>
+          <w:sz w:val="28"/>
+          <w:szCs w:val="28"/>
+        </w:rPr>
+        <w:t>O(n</w:t>
+      </w:r>
+      <w:proofErr w:type="gramStart"/>
+      <w:r>
+        <w:rPr>
+          <w:sz w:val="28"/>
+          <w:szCs w:val="28"/>
+        </w:rPr>
+        <w:t>) :</w:t>
+      </w:r>
+      <w:proofErr w:type="gramEnd"/>
+      <w:r>
+        <w:rPr>
+          <w:sz w:val="28"/>
+          <w:szCs w:val="28"/>
+        </w:rPr>
+        <w:t xml:space="preserve"> linear space </w:t>
+      </w:r>
+    </w:p>
+    <w:p>
+      <w:pPr>
+        <w:pStyle w:val="ListParagraph"/>
+        <w:rPr>
+          <w:sz w:val="28"/>
+          <w:szCs w:val="28"/>
+        </w:rPr>
+      </w:pPr>
+    </w:p>
+    <w:p>
+      <w:pPr>
+        <w:pStyle w:val="ListParagraph"/>
+        <w:rPr>
+          <w:sz w:val="28"/>
+          <w:szCs w:val="28"/>
+        </w:rPr>
+      </w:pPr>
+      <w:r>
+        <w:rPr>
+          <w:sz w:val="28"/>
+          <w:szCs w:val="28"/>
+        </w:rPr>
+        <w:t xml:space="preserve">let </w:t>
+      </w:r>
+      <w:proofErr w:type="spellStart"/>
+      <w:r>
+        <w:rPr>
+          <w:sz w:val="28"/>
+          <w:szCs w:val="28"/>
+        </w:rPr>
+        <w:t>num</w:t>
+      </w:r>
+      <w:proofErr w:type="spellEnd"/>
+      <w:r>
+        <w:rPr>
+          <w:sz w:val="28"/>
+          <w:szCs w:val="28"/>
+        </w:rPr>
+        <w:t xml:space="preserve"> = new Array(n</w:t>
+      </w:r>
+      <w:proofErr w:type="gramStart"/>
+      <w:r>
+        <w:rPr>
+          <w:sz w:val="28"/>
+          <w:szCs w:val="28"/>
+        </w:rPr>
+        <w:t>);</w:t>
+      </w:r>
+      <w:proofErr w:type="gramEnd"/>
+    </w:p>
+    <w:p>
+      <w:pPr>
+        <w:pStyle w:val="ListParagraph"/>
+        <w:rPr>
+          <w:sz w:val="28"/>
+          <w:szCs w:val="28"/>
+        </w:rPr>
+      </w:pPr>
+      <w:r>
+        <w:rPr>
+          <w:sz w:val="28"/>
+          <w:szCs w:val="28"/>
+        </w:rPr>
+        <w:t>console.log(</w:t>
+      </w:r>
+      <w:proofErr w:type="spellStart"/>
+      <w:proofErr w:type="gramStart"/>
+      <w:r>
+        <w:rPr>
+          <w:sz w:val="28"/>
+          <w:szCs w:val="28"/>
+        </w:rPr>
+        <w:t>num.length</w:t>
+      </w:r>
+      <w:proofErr w:type="spellEnd"/>
+      <w:r>
+        <w:rPr>
+          <w:sz w:val="28"/>
+          <w:szCs w:val="28"/>
+        </w:rPr>
+        <w:t>);</w:t>
+      </w:r>
+      <w:proofErr w:type="gramEnd"/>
+    </w:p>
+    <w:p>
+      <w:pPr>
+        <w:pStyle w:val="ListParagraph"/>
+        <w:rPr>
+          <w:sz w:val="28"/>
+          <w:szCs w:val="28"/>
+        </w:rPr>
+      </w:pPr>
+    </w:p>
+    <w:p>
+      <w:pPr>
+        <w:pStyle w:val="ListParagraph"/>
+        <w:rPr>
+          <w:sz w:val="28"/>
+          <w:szCs w:val="28"/>
+        </w:rPr>
+      </w:pPr>
+      <w:proofErr w:type="gramStart"/>
+      <w:r>
+        <w:rPr>
+          <w:sz w:val="28"/>
+          <w:szCs w:val="28"/>
+        </w:rPr>
+        <w:t>for(</w:t>
+      </w:r>
+      <w:proofErr w:type="gramEnd"/>
+      <w:r>
+        <w:rPr>
+          <w:sz w:val="28"/>
+          <w:szCs w:val="28"/>
+        </w:rPr>
+        <w:t xml:space="preserve">let </w:t>
+      </w:r>
+      <w:proofErr w:type="spellStart"/>
+      <w:r>
+        <w:rPr>
+          <w:sz w:val="28"/>
+          <w:szCs w:val="28"/>
+        </w:rPr>
+        <w:t>i</w:t>
+      </w:r>
+      <w:proofErr w:type="spellEnd"/>
+      <w:r>
+        <w:rPr>
+          <w:sz w:val="28"/>
+          <w:szCs w:val="28"/>
+        </w:rPr>
+        <w:t>=</w:t>
+      </w:r>
+      <w:proofErr w:type="gramStart"/>
+      <w:r>
+        <w:rPr>
+          <w:sz w:val="28"/>
+          <w:szCs w:val="28"/>
+        </w:rPr>
+        <w:t>0;i</w:t>
+      </w:r>
+      <w:proofErr w:type="gramEnd"/>
+      <w:r>
+        <w:rPr>
+          <w:sz w:val="28"/>
+          <w:szCs w:val="28"/>
+        </w:rPr>
+        <w:t>&lt;</w:t>
+      </w:r>
+      <w:proofErr w:type="spellStart"/>
+      <w:proofErr w:type="gramStart"/>
+      <w:r>
+        <w:rPr>
+          <w:sz w:val="28"/>
+          <w:szCs w:val="28"/>
+        </w:rPr>
+        <w:t>n;i</w:t>
+      </w:r>
+      <w:proofErr w:type="spellEnd"/>
+      <w:proofErr w:type="gramEnd"/>
+      <w:r>
+        <w:rPr>
+          <w:sz w:val="28"/>
+          <w:szCs w:val="28"/>
+        </w:rPr>
+        <w:t>++) {</w:t>
+      </w:r>
+    </w:p>
+    <w:p>
+      <w:pPr>
+        <w:pStyle w:val="ListParagraph"/>
+        <w:rPr>
+          <w:sz w:val="28"/>
+          <w:szCs w:val="28"/>
+        </w:rPr>
+      </w:pPr>
+      <w:r>
+        <w:rPr>
+          <w:sz w:val="28"/>
+          <w:szCs w:val="28"/>
+        </w:rPr>
+        <w:tab/>
+      </w:r>
+      <w:r>
+        <w:rPr>
+          <w:sz w:val="28"/>
+          <w:szCs w:val="28"/>
+        </w:rPr>
+        <w:t>let count=</w:t>
+      </w:r>
+      <w:proofErr w:type="gramStart"/>
+      <w:r>
+        <w:rPr>
+          <w:sz w:val="28"/>
+          <w:szCs w:val="28"/>
+        </w:rPr>
+        <w:t>0;</w:t>
+      </w:r>
+      <w:proofErr w:type="gramEnd"/>
+      <w:r>
+        <w:rPr>
+          <w:sz w:val="28"/>
+          <w:szCs w:val="28"/>
+        </w:rPr>
+        <w:tab/>
+      </w:r>
+    </w:p>
+    <w:p>
+      <w:pPr>
+        <w:pStyle w:val="ListParagraph"/>
+        <w:rPr>
+          <w:sz w:val="28"/>
+          <w:szCs w:val="28"/>
+        </w:rPr>
+      </w:pPr>
+      <w:r>
+        <w:rPr>
+          <w:sz w:val="28"/>
+          <w:szCs w:val="28"/>
+        </w:rPr>
+        <w:t>}</w:t>
+      </w:r>
+    </w:p>
+    <w:p>
+      <w:pPr>
+        <w:pStyle w:val="ListParagraph"/>
+        <w:numPr>
+          <w:ilvl w:val="0"/>
+          <w:numId w:val="6"/>
+        </w:numPr>
+        <w:rPr>
+          <w:sz w:val="28"/>
+          <w:szCs w:val="28"/>
+        </w:rPr>
+      </w:pPr>
+      <w:r>
+        <w:rPr>
+          <w:sz w:val="28"/>
+          <w:szCs w:val="28"/>
+        </w:rPr>
+        <w:t>0(n</w:t>
+      </w:r>
+      <w:r>
+        <w:rPr>
+          <w:sz w:val="28"/>
+          <w:szCs w:val="28"/>
+          <w:vertAlign w:val="superscript"/>
+        </w:rPr>
+        <w:t>2</w:t>
+      </w:r>
+      <w:r>
+        <w:rPr>
+          <w:sz w:val="28"/>
+          <w:szCs w:val="28"/>
+        </w:rPr>
+        <w:t>)</w:t>
+      </w:r>
+    </w:p>
+    <w:p>
+      <w:pPr>
+        <w:pStyle w:val="ListParagraph"/>
+        <w:rPr>
+          <w:sz w:val="28"/>
+          <w:szCs w:val="28"/>
+        </w:rPr>
+      </w:pPr>
+      <w:proofErr w:type="gramStart"/>
+      <w:r>
+        <w:rPr>
+          <w:sz w:val="28"/>
+          <w:szCs w:val="28"/>
+        </w:rPr>
+        <w:t>for(</w:t>
+      </w:r>
+      <w:proofErr w:type="gramEnd"/>
+      <w:r>
+        <w:rPr>
+          <w:sz w:val="28"/>
+          <w:szCs w:val="28"/>
+        </w:rPr>
+        <w:t xml:space="preserve">let </w:t>
+      </w:r>
+      <w:proofErr w:type="spellStart"/>
+      <w:r>
+        <w:rPr>
+          <w:sz w:val="28"/>
+          <w:szCs w:val="28"/>
+        </w:rPr>
+        <w:t>i</w:t>
+      </w:r>
+      <w:proofErr w:type="spellEnd"/>
+      <w:r>
+        <w:rPr>
+          <w:sz w:val="28"/>
+          <w:szCs w:val="28"/>
+        </w:rPr>
+        <w:t>=</w:t>
+      </w:r>
+      <w:proofErr w:type="gramStart"/>
+      <w:r>
+        <w:rPr>
+          <w:sz w:val="28"/>
+          <w:szCs w:val="28"/>
+        </w:rPr>
+        <w:t>0;i</w:t>
+      </w:r>
+      <w:proofErr w:type="gramEnd"/>
+      <w:r>
+        <w:rPr>
+          <w:sz w:val="28"/>
+          <w:szCs w:val="28"/>
+        </w:rPr>
+        <w:t>&lt;</w:t>
+      </w:r>
+      <w:proofErr w:type="spellStart"/>
+      <w:proofErr w:type="gramStart"/>
+      <w:r>
+        <w:rPr>
+          <w:sz w:val="28"/>
+          <w:szCs w:val="28"/>
+        </w:rPr>
+        <w:t>n;i</w:t>
+      </w:r>
+      <w:proofErr w:type="spellEnd"/>
+      <w:proofErr w:type="gramEnd"/>
+      <w:r>
+        <w:rPr>
+          <w:sz w:val="28"/>
+          <w:szCs w:val="28"/>
+        </w:rPr>
+        <w:t>++) {</w:t>
+      </w:r>
+    </w:p>
+    <w:p>
+      <w:pPr>
+        <w:pStyle w:val="ListParagraph"/>
+        <w:rPr>
+          <w:sz w:val="28"/>
+          <w:szCs w:val="28"/>
+        </w:rPr>
+      </w:pPr>
+      <w:r>
+        <w:rPr>
+          <w:sz w:val="28"/>
+          <w:szCs w:val="28"/>
+        </w:rPr>
+        <w:tab/>
+      </w:r>
+      <w:proofErr w:type="gramStart"/>
+      <w:r>
+        <w:rPr>
+          <w:sz w:val="28"/>
+          <w:szCs w:val="28"/>
+        </w:rPr>
+        <w:t>for(</w:t>
+      </w:r>
+      <w:proofErr w:type="gramEnd"/>
+      <w:r>
+        <w:rPr>
+          <w:sz w:val="28"/>
+          <w:szCs w:val="28"/>
+        </w:rPr>
+        <w:t>let j=</w:t>
+      </w:r>
+      <w:proofErr w:type="gramStart"/>
+      <w:r>
+        <w:rPr>
+          <w:sz w:val="28"/>
+          <w:szCs w:val="28"/>
+        </w:rPr>
+        <w:t>0;j</w:t>
+      </w:r>
+      <w:proofErr w:type="gramEnd"/>
+      <w:r>
+        <w:rPr>
+          <w:sz w:val="28"/>
+          <w:szCs w:val="28"/>
+        </w:rPr>
+        <w:t>&lt;</w:t>
+      </w:r>
+      <w:proofErr w:type="spellStart"/>
+      <w:proofErr w:type="gramStart"/>
+      <w:r>
+        <w:rPr>
+          <w:sz w:val="28"/>
+          <w:szCs w:val="28"/>
+        </w:rPr>
+        <w:t>n;j</w:t>
+      </w:r>
+      <w:proofErr w:type="spellEnd"/>
+      <w:r>
+        <w:rPr>
+          <w:sz w:val="28"/>
+          <w:szCs w:val="28"/>
+        </w:rPr>
+        <w:t>++){</w:t>
+      </w:r>
+      <w:proofErr w:type="gramEnd"/>
+    </w:p>
+    <w:p>
+      <w:pPr>
+        <w:pStyle w:val="ListParagraph"/>
+        <w:rPr>
+          <w:sz w:val="28"/>
+          <w:szCs w:val="28"/>
+        </w:rPr>
+      </w:pPr>
+      <w:r>
+        <w:rPr>
+          <w:sz w:val="28"/>
+          <w:szCs w:val="28"/>
+        </w:rPr>
+        <w:tab/>
+        <w:t>let count=</w:t>
+      </w:r>
+      <w:proofErr w:type="gramStart"/>
+      <w:r>
+        <w:rPr>
+          <w:sz w:val="28"/>
+          <w:szCs w:val="28"/>
+        </w:rPr>
+        <w:t>0;</w:t>
+      </w:r>
+      <w:proofErr w:type="gramEnd"/>
+      <w:r>
+        <w:rPr>
+          <w:sz w:val="28"/>
+          <w:szCs w:val="28"/>
+        </w:rPr>
+        <w:tab/>
+      </w:r>
+    </w:p>
+    <w:p>
+      <w:pPr>
+        <w:pStyle w:val="ListParagraph"/>
+        <w:rPr>
+          <w:sz w:val="28"/>
+          <w:szCs w:val="28"/>
+        </w:rPr>
+      </w:pPr>
+      <w:r>
+        <w:rPr>
+          <w:sz w:val="28"/>
+          <w:szCs w:val="28"/>
+        </w:rPr>
+        <w:lastRenderedPageBreak/>
+        <w:tab/>
+        <w:t>}</w:t>
+      </w:r>
+    </w:p>
+    <w:p>
+      <w:pPr>
+        <w:pStyle w:val="ListParagraph"/>
+        <w:rPr>
+          <w:sz w:val="28"/>
+          <w:szCs w:val="28"/>
+        </w:rPr>
+      </w:pPr>
+      <w:r>
+        <w:rPr>
+          <w:sz w:val="28"/>
+          <w:szCs w:val="28"/>
+        </w:rPr>
+        <w:t>}</w:t>
+      </w:r>
+    </w:p>
+    <w:p>
+      <w:pPr>
+        <w:ind w:left="720"/>
+        <w:rPr>
+          <w:sz w:val="28"/>
+          <w:szCs w:val="28"/>
+        </w:rPr>
+      </w:pPr>
+    </w:p>
+    <w:p>
+      <w:pPr>
+        <w:ind w:left="360"/>
+        <w:rPr>
+          <w:sz w:val="28"/>
+          <w:szCs w:val="28"/>
+        </w:rPr>
+      </w:pPr>
+    </w:p>
+    <w:p>
+      <w:pPr>
+        <w:rPr>
+          <w:sz w:val="28"/>
+          <w:szCs w:val="28"/>
+        </w:rPr>
+      </w:pPr>
+    </w:p>
+    <w:p>
+      <w:pPr>
+        <w:rPr>
+          <w:sz w:val="28"/>
+          <w:szCs w:val="28"/>
+        </w:rPr>
+      </w:pPr>
+    </w:p>
+    <w:p>
+      <w:pPr>
+        <w:rPr>
+          <w:sz w:val="28"/>
+          <w:szCs w:val="28"/>
+        </w:rPr>
+      </w:pPr>
+    </w:p>
+    <w:p>
+      <w:pPr>
         <w:rPr>
           <w:sz w:val="28"/>
           <w:szCs w:val="28"/>
@@ -1557,11 +5388,379 @@
       </w:pPr>
     </w:lvl>
   </w:abstractNum>
+  <w:abstractNum w:abstractNumId="2" w15:restartNumberingAfterBreak="0">
+    <w:nsid w:val="4B622161"/>
+    <w:multiLevelType w:val="hybridMultilevel"/>
+    <w:tmpl w:val="05666FE0"/>
+    <w:lvl w:ilvl="0" w:tplc="4009000F">
+      <w:start w:val="1"/>
+      <w:numFmt w:val="decimal"/>
+      <w:lvlText w:val="%1."/>
+      <w:lvlJc w:val="left"/>
+      <w:pPr>
+        <w:ind w:left="720" w:hanging="360"/>
+      </w:pPr>
+      <w:rPr>
+        <w:rFonts w:hint="default"/>
+      </w:rPr>
+    </w:lvl>
+    <w:lvl w:ilvl="1" w:tplc="40090019" w:tentative="1">
+      <w:start w:val="1"/>
+      <w:numFmt w:val="lowerLetter"/>
+      <w:lvlText w:val="%2."/>
+      <w:lvlJc w:val="left"/>
+      <w:pPr>
+        <w:ind w:left="1440" w:hanging="360"/>
+      </w:pPr>
+    </w:lvl>
+    <w:lvl w:ilvl="2" w:tplc="4009001B" w:tentative="1">
+      <w:start w:val="1"/>
+      <w:numFmt w:val="lowerRoman"/>
+      <w:lvlText w:val="%3."/>
+      <w:lvlJc w:val="right"/>
+      <w:pPr>
+        <w:ind w:left="2160" w:hanging="180"/>
+      </w:pPr>
+    </w:lvl>
+    <w:lvl w:ilvl="3" w:tplc="4009000F" w:tentative="1">
+      <w:start w:val="1"/>
+      <w:numFmt w:val="decimal"/>
+      <w:lvlText w:val="%4."/>
+      <w:lvlJc w:val="left"/>
+      <w:pPr>
+        <w:ind w:left="2880" w:hanging="360"/>
+      </w:pPr>
+    </w:lvl>
+    <w:lvl w:ilvl="4" w:tplc="40090019" w:tentative="1">
+      <w:start w:val="1"/>
+      <w:numFmt w:val="lowerLetter"/>
+      <w:lvlText w:val="%5."/>
+      <w:lvlJc w:val="left"/>
+      <w:pPr>
+        <w:ind w:left="3600" w:hanging="360"/>
+      </w:pPr>
+    </w:lvl>
+    <w:lvl w:ilvl="5" w:tplc="4009001B" w:tentative="1">
+      <w:start w:val="1"/>
+      <w:numFmt w:val="lowerRoman"/>
+      <w:lvlText w:val="%6."/>
+      <w:lvlJc w:val="right"/>
+      <w:pPr>
+        <w:ind w:left="4320" w:hanging="180"/>
+      </w:pPr>
+    </w:lvl>
+    <w:lvl w:ilvl="6" w:tplc="4009000F" w:tentative="1">
+      <w:start w:val="1"/>
+      <w:numFmt w:val="decimal"/>
+      <w:lvlText w:val="%7."/>
+      <w:lvlJc w:val="left"/>
+      <w:pPr>
+        <w:ind w:left="5040" w:hanging="360"/>
+      </w:pPr>
+    </w:lvl>
+    <w:lvl w:ilvl="7" w:tplc="40090019" w:tentative="1">
+      <w:start w:val="1"/>
+      <w:numFmt w:val="lowerLetter"/>
+      <w:lvlText w:val="%8."/>
+      <w:lvlJc w:val="left"/>
+      <w:pPr>
+        <w:ind w:left="5760" w:hanging="360"/>
+      </w:pPr>
+    </w:lvl>
+    <w:lvl w:ilvl="8" w:tplc="4009001B" w:tentative="1">
+      <w:start w:val="1"/>
+      <w:numFmt w:val="lowerRoman"/>
+      <w:lvlText w:val="%9."/>
+      <w:lvlJc w:val="right"/>
+      <w:pPr>
+        <w:ind w:left="6480" w:hanging="180"/>
+      </w:pPr>
+    </w:lvl>
+  </w:abstractNum>
+  <w:abstractNum w:abstractNumId="3" w15:restartNumberingAfterBreak="0">
+    <w:nsid w:val="4E3042B3"/>
+    <w:multiLevelType w:val="hybridMultilevel"/>
+    <w:tmpl w:val="CB66BE36"/>
+    <w:lvl w:ilvl="0" w:tplc="4009000F">
+      <w:start w:val="1"/>
+      <w:numFmt w:val="decimal"/>
+      <w:lvlText w:val="%1."/>
+      <w:lvlJc w:val="left"/>
+      <w:pPr>
+        <w:ind w:left="720" w:hanging="360"/>
+      </w:pPr>
+      <w:rPr>
+        <w:rFonts w:hint="default"/>
+      </w:rPr>
+    </w:lvl>
+    <w:lvl w:ilvl="1" w:tplc="40090019" w:tentative="1">
+      <w:start w:val="1"/>
+      <w:numFmt w:val="lowerLetter"/>
+      <w:lvlText w:val="%2."/>
+      <w:lvlJc w:val="left"/>
+      <w:pPr>
+        <w:ind w:left="1440" w:hanging="360"/>
+      </w:pPr>
+    </w:lvl>
+    <w:lvl w:ilvl="2" w:tplc="4009001B" w:tentative="1">
+      <w:start w:val="1"/>
+      <w:numFmt w:val="lowerRoman"/>
+      <w:lvlText w:val="%3."/>
+      <w:lvlJc w:val="right"/>
+      <w:pPr>
+        <w:ind w:left="2160" w:hanging="180"/>
+      </w:pPr>
+    </w:lvl>
+    <w:lvl w:ilvl="3" w:tplc="4009000F" w:tentative="1">
+      <w:start w:val="1"/>
+      <w:numFmt w:val="decimal"/>
+      <w:lvlText w:val="%4."/>
+      <w:lvlJc w:val="left"/>
+      <w:pPr>
+        <w:ind w:left="2880" w:hanging="360"/>
+      </w:pPr>
+    </w:lvl>
+    <w:lvl w:ilvl="4" w:tplc="40090019" w:tentative="1">
+      <w:start w:val="1"/>
+      <w:numFmt w:val="lowerLetter"/>
+      <w:lvlText w:val="%5."/>
+      <w:lvlJc w:val="left"/>
+      <w:pPr>
+        <w:ind w:left="3600" w:hanging="360"/>
+      </w:pPr>
+    </w:lvl>
+    <w:lvl w:ilvl="5" w:tplc="4009001B" w:tentative="1">
+      <w:start w:val="1"/>
+      <w:numFmt w:val="lowerRoman"/>
+      <w:lvlText w:val="%6."/>
+      <w:lvlJc w:val="right"/>
+      <w:pPr>
+        <w:ind w:left="4320" w:hanging="180"/>
+      </w:pPr>
+    </w:lvl>
+    <w:lvl w:ilvl="6" w:tplc="4009000F" w:tentative="1">
+      <w:start w:val="1"/>
+      <w:numFmt w:val="decimal"/>
+      <w:lvlText w:val="%7."/>
+      <w:lvlJc w:val="left"/>
+      <w:pPr>
+        <w:ind w:left="5040" w:hanging="360"/>
+      </w:pPr>
+    </w:lvl>
+    <w:lvl w:ilvl="7" w:tplc="40090019" w:tentative="1">
+      <w:start w:val="1"/>
+      <w:numFmt w:val="lowerLetter"/>
+      <w:lvlText w:val="%8."/>
+      <w:lvlJc w:val="left"/>
+      <w:pPr>
+        <w:ind w:left="5760" w:hanging="360"/>
+      </w:pPr>
+    </w:lvl>
+    <w:lvl w:ilvl="8" w:tplc="4009001B" w:tentative="1">
+      <w:start w:val="1"/>
+      <w:numFmt w:val="lowerRoman"/>
+      <w:lvlText w:val="%9."/>
+      <w:lvlJc w:val="right"/>
+      <w:pPr>
+        <w:ind w:left="6480" w:hanging="180"/>
+      </w:pPr>
+    </w:lvl>
+  </w:abstractNum>
+  <w:abstractNum w:abstractNumId="4" w15:restartNumberingAfterBreak="0">
+    <w:nsid w:val="4E5726A3"/>
+    <w:multiLevelType w:val="hybridMultilevel"/>
+    <w:tmpl w:val="691A6B86"/>
+    <w:lvl w:ilvl="0" w:tplc="4009000F">
+      <w:start w:val="1"/>
+      <w:numFmt w:val="decimal"/>
+      <w:lvlText w:val="%1."/>
+      <w:lvlJc w:val="left"/>
+      <w:pPr>
+        <w:ind w:left="720" w:hanging="360"/>
+      </w:pPr>
+      <w:rPr>
+        <w:rFonts w:hint="default"/>
+      </w:rPr>
+    </w:lvl>
+    <w:lvl w:ilvl="1" w:tplc="40090019" w:tentative="1">
+      <w:start w:val="1"/>
+      <w:numFmt w:val="lowerLetter"/>
+      <w:lvlText w:val="%2."/>
+      <w:lvlJc w:val="left"/>
+      <w:pPr>
+        <w:ind w:left="1440" w:hanging="360"/>
+      </w:pPr>
+    </w:lvl>
+    <w:lvl w:ilvl="2" w:tplc="4009001B" w:tentative="1">
+      <w:start w:val="1"/>
+      <w:numFmt w:val="lowerRoman"/>
+      <w:lvlText w:val="%3."/>
+      <w:lvlJc w:val="right"/>
+      <w:pPr>
+        <w:ind w:left="2160" w:hanging="180"/>
+      </w:pPr>
+    </w:lvl>
+    <w:lvl w:ilvl="3" w:tplc="4009000F" w:tentative="1">
+      <w:start w:val="1"/>
+      <w:numFmt w:val="decimal"/>
+      <w:lvlText w:val="%4."/>
+      <w:lvlJc w:val="left"/>
+      <w:pPr>
+        <w:ind w:left="2880" w:hanging="360"/>
+      </w:pPr>
+    </w:lvl>
+    <w:lvl w:ilvl="4" w:tplc="40090019" w:tentative="1">
+      <w:start w:val="1"/>
+      <w:numFmt w:val="lowerLetter"/>
+      <w:lvlText w:val="%5."/>
+      <w:lvlJc w:val="left"/>
+      <w:pPr>
+        <w:ind w:left="3600" w:hanging="360"/>
+      </w:pPr>
+    </w:lvl>
+    <w:lvl w:ilvl="5" w:tplc="4009001B" w:tentative="1">
+      <w:start w:val="1"/>
+      <w:numFmt w:val="lowerRoman"/>
+      <w:lvlText w:val="%6."/>
+      <w:lvlJc w:val="right"/>
+      <w:pPr>
+        <w:ind w:left="4320" w:hanging="180"/>
+      </w:pPr>
+    </w:lvl>
+    <w:lvl w:ilvl="6" w:tplc="4009000F" w:tentative="1">
+      <w:start w:val="1"/>
+      <w:numFmt w:val="decimal"/>
+      <w:lvlText w:val="%7."/>
+      <w:lvlJc w:val="left"/>
+      <w:pPr>
+        <w:ind w:left="5040" w:hanging="360"/>
+      </w:pPr>
+    </w:lvl>
+    <w:lvl w:ilvl="7" w:tplc="40090019" w:tentative="1">
+      <w:start w:val="1"/>
+      <w:numFmt w:val="lowerLetter"/>
+      <w:lvlText w:val="%8."/>
+      <w:lvlJc w:val="left"/>
+      <w:pPr>
+        <w:ind w:left="5760" w:hanging="360"/>
+      </w:pPr>
+    </w:lvl>
+    <w:lvl w:ilvl="8" w:tplc="4009001B" w:tentative="1">
+      <w:start w:val="1"/>
+      <w:numFmt w:val="lowerRoman"/>
+      <w:lvlText w:val="%9."/>
+      <w:lvlJc w:val="right"/>
+      <w:pPr>
+        <w:ind w:left="6480" w:hanging="180"/>
+      </w:pPr>
+    </w:lvl>
+  </w:abstractNum>
+  <w:abstractNum w:abstractNumId="5" w15:restartNumberingAfterBreak="0">
+    <w:nsid w:val="586E3DAE"/>
+    <w:multiLevelType w:val="hybridMultilevel"/>
+    <w:tmpl w:val="F488ACB0"/>
+    <w:lvl w:ilvl="0" w:tplc="4009000F">
+      <w:start w:val="1"/>
+      <w:numFmt w:val="decimal"/>
+      <w:lvlText w:val="%1."/>
+      <w:lvlJc w:val="left"/>
+      <w:pPr>
+        <w:ind w:left="720" w:hanging="360"/>
+      </w:pPr>
+      <w:rPr>
+        <w:rFonts w:hint="default"/>
+      </w:rPr>
+    </w:lvl>
+    <w:lvl w:ilvl="1" w:tplc="40090019">
+      <w:start w:val="1"/>
+      <w:numFmt w:val="lowerLetter"/>
+      <w:lvlText w:val="%2."/>
+      <w:lvlJc w:val="left"/>
+      <w:pPr>
+        <w:ind w:left="1440" w:hanging="360"/>
+      </w:pPr>
+    </w:lvl>
+    <w:lvl w:ilvl="2" w:tplc="4009001B" w:tentative="1">
+      <w:start w:val="1"/>
+      <w:numFmt w:val="lowerRoman"/>
+      <w:lvlText w:val="%3."/>
+      <w:lvlJc w:val="right"/>
+      <w:pPr>
+        <w:ind w:left="2160" w:hanging="180"/>
+      </w:pPr>
+    </w:lvl>
+    <w:lvl w:ilvl="3" w:tplc="4009000F" w:tentative="1">
+      <w:start w:val="1"/>
+      <w:numFmt w:val="decimal"/>
+      <w:lvlText w:val="%4."/>
+      <w:lvlJc w:val="left"/>
+      <w:pPr>
+        <w:ind w:left="2880" w:hanging="360"/>
+      </w:pPr>
+    </w:lvl>
+    <w:lvl w:ilvl="4" w:tplc="40090019" w:tentative="1">
+      <w:start w:val="1"/>
+      <w:numFmt w:val="lowerLetter"/>
+      <w:lvlText w:val="%5."/>
+      <w:lvlJc w:val="left"/>
+      <w:pPr>
+        <w:ind w:left="3600" w:hanging="360"/>
+      </w:pPr>
+    </w:lvl>
+    <w:lvl w:ilvl="5" w:tplc="4009001B" w:tentative="1">
+      <w:start w:val="1"/>
+      <w:numFmt w:val="lowerRoman"/>
+      <w:lvlText w:val="%6."/>
+      <w:lvlJc w:val="right"/>
+      <w:pPr>
+        <w:ind w:left="4320" w:hanging="180"/>
+      </w:pPr>
+    </w:lvl>
+    <w:lvl w:ilvl="6" w:tplc="4009000F" w:tentative="1">
+      <w:start w:val="1"/>
+      <w:numFmt w:val="decimal"/>
+      <w:lvlText w:val="%7."/>
+      <w:lvlJc w:val="left"/>
+      <w:pPr>
+        <w:ind w:left="5040" w:hanging="360"/>
+      </w:pPr>
+    </w:lvl>
+    <w:lvl w:ilvl="7" w:tplc="40090019" w:tentative="1">
+      <w:start w:val="1"/>
+      <w:numFmt w:val="lowerLetter"/>
+      <w:lvlText w:val="%8."/>
+      <w:lvlJc w:val="left"/>
+      <w:pPr>
+        <w:ind w:left="5760" w:hanging="360"/>
+      </w:pPr>
+    </w:lvl>
+    <w:lvl w:ilvl="8" w:tplc="4009001B" w:tentative="1">
+      <w:start w:val="1"/>
+      <w:numFmt w:val="lowerRoman"/>
+      <w:lvlText w:val="%9."/>
+      <w:lvlJc w:val="right"/>
+      <w:pPr>
+        <w:ind w:left="6480" w:hanging="180"/>
+      </w:pPr>
+    </w:lvl>
+  </w:abstractNum>
   <w:num w:numId="1" w16cid:durableId="1196117315">
     <w:abstractNumId w:val="1"/>
   </w:num>
   <w:num w:numId="2" w16cid:durableId="804271747">
     <w:abstractNumId w:val="0"/>
+  </w:num>
+  <w:num w:numId="3" w16cid:durableId="343282892">
+    <w:abstractNumId w:val="5"/>
+  </w:num>
+  <w:num w:numId="4" w16cid:durableId="395977062">
+    <w:abstractNumId w:val="2"/>
+  </w:num>
+  <w:num w:numId="5" w16cid:durableId="448014354">
+    <w:abstractNumId w:val="3"/>
+  </w:num>
+  <w:num w:numId="6" w16cid:durableId="277875466">
+    <w:abstractNumId w:val="4"/>
   </w:num>
 </w:numbering>
 </file>
